--- a/courts/ninth-circuit/alaska/state/supreme-court/petition-for-review/usage/OUTPUT-petition-for-review.docx
+++ b/courts/ninth-circuit/alaska/state/supreme-court/petition-for-review/usage/OUTPUT-petition-for-review.docx
@@ -181,9 +181,7 @@
           <w:b/>
           <w:bCs/>
         </w:rPr>
-        <w:t xml:space="preserve">S</w:t>
-        <w:noBreakHyphen/>
-        <w:t xml:space="preserve">14441</w:t>
+        <w:t xml:space="preserve">S-⁠14441</w:t>
       </w:r>
     </w:p>
     <w:p>
@@ -211,11 +209,7 @@
         <w:t xml:space="preserve"> </w:t>
       </w:r>
       <w:r>
-        <w:t xml:space="preserve">4FA</w:t>
-        <w:noBreakHyphen/>
-        <w:t xml:space="preserve">11</w:t>
-        <w:noBreakHyphen/>
-        <w:t xml:space="preserve">2209CI</w:t>
+        <w:t xml:space="preserve">4FA-⁠11-⁠2209CI</w:t>
       </w:r>
     </w:p>
     <w:p>
@@ -302,11 +296,7 @@
         <w:t xml:space="preserve"> </w:t>
       </w:r>
       <w:r>
-        <w:t xml:space="preserve">4FA</w:t>
-        <w:noBreakHyphen/>
-        <w:t xml:space="preserve">11</w:t>
-        <w:noBreakHyphen/>
-        <w:t xml:space="preserve">2213CI</w:t>
+        <w:t xml:space="preserve">4FA-⁠11-⁠2213CI</w:t>
       </w:r>
       <w:r>
         <w:t xml:space="preserve"> </w:t>
@@ -318,11 +308,7 @@
         <w:t xml:space="preserve"> </w:t>
       </w:r>
       <w:r>
-        <w:t xml:space="preserve">1JU</w:t>
-        <w:noBreakHyphen/>
-        <w:t xml:space="preserve">11</w:t>
-        <w:noBreakHyphen/>
-        <w:t xml:space="preserve">0782CI.</w:t>
+        <w:t xml:space="preserve">1JU-⁠11-⁠0782CI.</w:t>
       </w:r>
       <w:r>
         <w:t xml:space="preserve"> </w:t>
@@ -788,11 +774,7 @@
         <w:t xml:space="preserve"> </w:t>
       </w:r>
       <w:r>
-        <w:t xml:space="preserve">907</w:t>
-        <w:noBreakHyphen/>
-        <w:t xml:space="preserve">263</w:t>
-        <w:noBreakHyphen/>
-        <w:t xml:space="preserve">6300</w:t>
+        <w:t xml:space="preserve">907-⁠263-⁠6300</w:t>
       </w:r>
     </w:p>
     <w:p>
@@ -808,11 +790,7 @@
         <w:t xml:space="preserve"> </w:t>
       </w:r>
       <w:r>
-        <w:t xml:space="preserve">907</w:t>
-        <w:noBreakHyphen/>
-        <w:t xml:space="preserve">263</w:t>
-        <w:noBreakHyphen/>
-        <w:t xml:space="preserve">6345</w:t>
+        <w:t xml:space="preserve">907-⁠263-⁠6345</w:t>
       </w:r>
     </w:p>
     <w:p>
@@ -1694,7 +1672,7 @@
         <w:tab/>
       </w:r>
       <w:r>
-        <w:t xml:space="preserve">17</w:t>
+        <w:t xml:space="preserve">18</w:t>
       </w:r>
     </w:p>
     <w:p>
@@ -1728,7 +1706,7 @@
         <w:tab/>
       </w:r>
       <w:r>
-        <w:t xml:space="preserve">20</w:t>
+        <w:t xml:space="preserve">21</w:t>
       </w:r>
     </w:p>
     <w:p>
@@ -2954,13 +2932,7 @@
         <w:pStyle w:val="BodyText"/>
       </w:pPr>
       <w:r>
-        <w:t xml:space="preserve">Pursuant to Article VI, Section 10 of the Alaska Constitution, the Board was required to adopt a draft plan or plans 30 days after the reporting of the decennial census of the United States, and a final plan and proclamation no later than 90 days after the reporting of the census. The Board received block level census data from the U.S. Bureau of the Census on March 13, 2011. [Bd. Exc. 1131.] Thus, the Board had until April 14, 2011 to adopt a draft plan, and until June 13, 2011 to adopt a final plan. [Id.] The Board held its first meeting on September 13, 2010, and met regularly through June 14, 2011. [Bd. Exc. 1333.] The Board met all mandated deadlines and adopted its Proclamation Plan on June 13, 2011. [Bd. Exc. 1128</w:t>
-      </w:r>
-      <w:r>
-        <w:noBreakHyphen/>
-      </w:r>
-      <w:r>
-        <w:t xml:space="preserve">1200.]</w:t>
+        <w:t xml:space="preserve">Pursuant to Article VI, Section 10 of the Alaska Constitution, the Board was required to adopt a draft plan or plans 30 days after the reporting of the decennial census of the United States, and a final plan and proclamation no later than 90 days after the reporting of the census. The Board received block level census data from the U.S. Bureau of the Census on March 13, 2011. [Bd. Exc. 1131.] Thus, the Board had until April 14, 2011 to adopt a draft plan, and until June 13, 2011 to adopt a final plan. [Id.] The Board held its first meeting on September 13, 2010, and met regularly through June 14, 2011. [Bd. Exc. 1333.] The Board met all mandated deadlines and adopted its Proclamation Plan on June 13, 2011. [Bd. Exc. 1128-⁠1200.]</w:t>
       </w:r>
     </w:p>
     <w:p>
@@ -3168,19 +3140,7 @@
         <w:t xml:space="preserve"> </w:t>
       </w:r>
       <w:r>
-        <w:t xml:space="preserve">The DOJ analyzes whether a plan will have a retrogressive effect by comparing the proposed plan to the benchmark to determine whether minorities did, and still do, have the ability to elect their candidate of choice. Id. The Benchmark Plan is the current legislative plan populated with the 2010 census data. Id. [Bd. Exc. 1076.] In measuring the Benchmark, DOJ looks not only at whether a proposed redistricting plan contains the same number of minority election districts, but also whether there has been any significant decrease in the percentage of minority voters within those districts. [Bd. Exc. 1078, 1080, 1086; TT 774:4</w:t>
-      </w:r>
-      <w:r>
-        <w:noBreakHyphen/>
-      </w:r>
-      <w:r>
-        <w:t xml:space="preserve">18, 880:2</w:t>
-      </w:r>
-      <w:r>
-        <w:noBreakHyphen/>
-      </w:r>
-      <w:r>
-        <w:t xml:space="preserve">9.] The DOJ does not rely on any</w:t>
+        <w:t xml:space="preserve">The DOJ analyzes whether a plan will have a retrogressive effect by comparing the proposed plan to the benchmark to determine whether minorities did, and still do, have the ability to elect their candidate of choice. Id. The Benchmark Plan is the current legislative plan populated with the 2010 census data. Id. [Bd. Exc. 1076.] In measuring the Benchmark, DOJ looks not only at whether a proposed redistricting plan contains the same number of minority election districts, but also whether there has been any significant decrease in the percentage of minority voters within those districts. [Bd. Exc. 1078, 1080, 1086; TT 774:4-⁠18, 880:2-⁠9.] The DOJ does not rely on any</w:t>
       </w:r>
       <w:r>
         <w:t xml:space="preserve"> </w:t>
@@ -4717,19 +4677,7 @@
         <w:pStyle w:val="BodyText"/>
       </w:pPr>
       <w:r>
-        <w:t xml:space="preserve">[Bd. Exc. 1001</w:t>
-      </w:r>
-      <w:r>
-        <w:noBreakHyphen/>
-      </w:r>
-      <w:r>
-        <w:t xml:space="preserve">1002; 1076</w:t>
-      </w:r>
-      <w:r>
-        <w:noBreakHyphen/>
-      </w:r>
-      <w:r>
-        <w:t xml:space="preserve">1077.]</w:t>
+        <w:t xml:space="preserve">[Bd. Exc. 1001-⁠1002; 1076-⁠1077.]</w:t>
       </w:r>
     </w:p>
     <w:p>
@@ -4749,13 +4697,7 @@
         <w:t xml:space="preserve"> </w:t>
       </w:r>
       <w:r>
-        <w:t xml:space="preserve">[Bd. Exc. 1087</w:t>
-      </w:r>
-      <w:r>
-        <w:noBreakHyphen/>
-      </w:r>
-      <w:r>
-        <w:t xml:space="preserve">1095.]</w:t>
+        <w:t xml:space="preserve">[Bd. Exc. 1087-⁠1095.]</w:t>
       </w:r>
     </w:p>
     <w:p>
@@ -4961,19 +4903,7 @@
         <w:pStyle w:val="BodyText"/>
       </w:pPr>
       <w:r>
-        <w:t xml:space="preserve">Demographic changes during the past decade made the 2011 redistricting process especially difficult, particularly as it related to creating a non-retrogressive plan that complied with Section 5 of the VRA. Such factors included the (a) under population of Benchmark Alaska Native districts; (b) lack of Alaska Native population concentrations adjacent to the Benchmark Alaska Native districts; (c) inability to create minority districts in urban Alaska; and (d) the increase in racially polarized voting in Alaska, requiring a higher average of minimum Alaska Native YAP needed to create an effective district. [Bd. Exc. 1072</w:t>
-      </w:r>
-      <w:r>
-        <w:noBreakHyphen/>
-      </w:r>
-      <w:r>
-        <w:t xml:space="preserve">1075; 1078</w:t>
-      </w:r>
-      <w:r>
-        <w:noBreakHyphen/>
-      </w:r>
-      <w:r>
-        <w:t xml:space="preserve">1079.]</w:t>
+        <w:t xml:space="preserve">Demographic changes during the past decade made the 2011 redistricting process especially difficult, particularly as it related to creating a non-retrogressive plan that complied with Section 5 of the VRA. Such factors included the (a) under population of Benchmark Alaska Native districts; (b) lack of Alaska Native population concentrations adjacent to the Benchmark Alaska Native districts; (c) inability to create minority districts in urban Alaska; and (d) the increase in racially polarized voting in Alaska, requiring a higher average of minimum Alaska Native YAP needed to create an effective district. [Bd. Exc. 1072-⁠1075; 1078-⁠1079.]</w:t>
       </w:r>
     </w:p>
     <w:p>
@@ -5145,25 +5075,7 @@
         <w:pStyle w:val="BodyTextNote"/>
       </w:pPr>
       <w:r>
-        <w:t xml:space="preserve">In conjunction with this out-migration from rural to urban areas, Alaska Native rural areas had either a slow or negative growth rate resulting in huge population deviations (ranging from</w:t>
-      </w:r>
-      <w:r>
-        <w:t xml:space="preserve"> </w:t>
-      </w:r>
-      <w:r>
-        <w:noBreakHyphen/>
-      </w:r>
-      <w:r>
-        <w:t xml:space="preserve">9.57% to</w:t>
-      </w:r>
-      <w:r>
-        <w:t xml:space="preserve"> </w:t>
-      </w:r>
-      <w:r>
-        <w:noBreakHyphen/>
-      </w:r>
-      <w:r>
-        <w:t xml:space="preserve">22.02%) in all but one of the current Alaska Native House districts.</w:t>
+        <w:t xml:space="preserve">In conjunction with this out-migration from rural to urban areas, Alaska Native rural areas had either a slow or negative growth rate resulting in huge population deviations (ranging from -⁠9.57% to -⁠22.02%) in all but one of the current Alaska Native House districts.</w:t>
       </w:r>
       <w:r>
         <w:rPr>
@@ -5175,13 +5087,7 @@
         <w:t xml:space="preserve"> </w:t>
       </w:r>
       <w:r>
-        <w:t xml:space="preserve">[Bd. Exc. 1001</w:t>
-      </w:r>
-      <w:r>
-        <w:noBreakHyphen/>
-      </w:r>
-      <w:r>
-        <w:t xml:space="preserve">1002, 1079.] As of 2010, nearly 50% of the Alaska Native VAP presently resides in the five largest</w:t>
+        <w:t xml:space="preserve">[Bd. Exc. 1001-⁠1002, 1079.] As of 2010, nearly 50% of the Alaska Native VAP presently resides in the five largest</w:t>
       </w:r>
       <w:r>
         <w:t xml:space="preserve"> </w:t>
@@ -5516,9 +5422,7 @@
               <w:jc w:val="left"/>
             </w:pPr>
             <w:r>
-              <w:t xml:space="preserve"/>
-              <w:noBreakHyphen/>
-              <w:t xml:space="preserve">3,910</w:t>
+              <w:t xml:space="preserve">-⁠3,910</w:t>
             </w:r>
           </w:p>
         </w:tc>
@@ -5536,9 +5440,7 @@
               <w:jc w:val="left"/>
             </w:pPr>
             <w:r>
-              <w:t xml:space="preserve"/>
-              <w:noBreakHyphen/>
-              <w:t xml:space="preserve">22.0%</w:t>
+              <w:t xml:space="preserve">-⁠22.0%</w:t>
             </w:r>
           </w:p>
         </w:tc>
@@ -5621,9 +5523,7 @@
               <w:jc w:val="left"/>
             </w:pPr>
             <w:r>
-              <w:t xml:space="preserve"/>
-              <w:noBreakHyphen/>
-              <w:t xml:space="preserve">3,521</w:t>
+              <w:t xml:space="preserve">-⁠3,521</w:t>
             </w:r>
           </w:p>
         </w:tc>
@@ -5641,9 +5541,7 @@
               <w:jc w:val="left"/>
             </w:pPr>
             <w:r>
-              <w:t xml:space="preserve"/>
-              <w:noBreakHyphen/>
-              <w:t xml:space="preserve">19.8%</w:t>
+              <w:t xml:space="preserve">-⁠19.8%</w:t>
             </w:r>
           </w:p>
         </w:tc>
@@ -5726,9 +5624,7 @@
               <w:jc w:val="left"/>
             </w:pPr>
             <w:r>
-              <w:t xml:space="preserve"/>
-              <w:noBreakHyphen/>
-              <w:t xml:space="preserve">2,557</w:t>
+              <w:t xml:space="preserve">-⁠2,557</w:t>
             </w:r>
           </w:p>
         </w:tc>
@@ -5746,9 +5642,7 @@
               <w:jc w:val="left"/>
             </w:pPr>
             <w:r>
-              <w:t xml:space="preserve"/>
-              <w:noBreakHyphen/>
-              <w:t xml:space="preserve">14.4%</w:t>
+              <w:t xml:space="preserve">-⁠14.4%</w:t>
             </w:r>
           </w:p>
         </w:tc>
@@ -5831,9 +5725,7 @@
               <w:jc w:val="left"/>
             </w:pPr>
             <w:r>
-              <w:t xml:space="preserve"/>
-              <w:noBreakHyphen/>
-              <w:t xml:space="preserve">1,701</w:t>
+              <w:t xml:space="preserve">-⁠1,701</w:t>
             </w:r>
           </w:p>
         </w:tc>
@@ -5851,9 +5743,7 @@
               <w:jc w:val="left"/>
             </w:pPr>
             <w:r>
-              <w:t xml:space="preserve"/>
-              <w:noBreakHyphen/>
-              <w:t xml:space="preserve">9.6%</w:t>
+              <w:t xml:space="preserve">-⁠9.6%</w:t>
             </w:r>
           </w:p>
         </w:tc>
@@ -5936,9 +5826,7 @@
               <w:jc w:val="left"/>
             </w:pPr>
             <w:r>
-              <w:t xml:space="preserve"/>
-              <w:noBreakHyphen/>
-              <w:t xml:space="preserve">2,114</w:t>
+              <w:t xml:space="preserve">-⁠2,114</w:t>
             </w:r>
           </w:p>
         </w:tc>
@@ -5956,9 +5844,7 @@
               <w:jc w:val="left"/>
             </w:pPr>
             <w:r>
-              <w:t xml:space="preserve"/>
-              <w:noBreakHyphen/>
-              <w:t xml:space="preserve">11.9%</w:t>
+              <w:t xml:space="preserve">-⁠11.9%</w:t>
             </w:r>
           </w:p>
         </w:tc>
@@ -6041,9 +5927,7 @@
               <w:jc w:val="left"/>
             </w:pPr>
             <w:r>
-              <w:t xml:space="preserve"/>
-              <w:noBreakHyphen/>
-              <w:t xml:space="preserve">240</w:t>
+              <w:t xml:space="preserve">-⁠240</w:t>
             </w:r>
           </w:p>
         </w:tc>
@@ -6061,9 +5945,7 @@
               <w:jc w:val="left"/>
             </w:pPr>
             <w:r>
-              <w:t xml:space="preserve"/>
-              <w:noBreakHyphen/>
-              <w:t xml:space="preserve">1.4%</w:t>
+              <w:t xml:space="preserve">-⁠1.4%</w:t>
             </w:r>
           </w:p>
         </w:tc>
@@ -6397,9 +6279,7 @@
               <w:jc w:val="left"/>
             </w:pPr>
             <w:r>
-              <w:t xml:space="preserve"/>
-              <w:noBreakHyphen/>
-              <w:t xml:space="preserve">7,429</w:t>
+              <w:t xml:space="preserve">-⁠7,429</w:t>
             </w:r>
           </w:p>
         </w:tc>
@@ -6417,9 +6297,7 @@
               <w:jc w:val="left"/>
             </w:pPr>
             <w:r>
-              <w:t xml:space="preserve"/>
-              <w:noBreakHyphen/>
-              <w:t xml:space="preserve">20.9%</w:t>
+              <w:t xml:space="preserve">-⁠20.9%</w:t>
             </w:r>
           </w:p>
         </w:tc>
@@ -6502,9 +6380,7 @@
               <w:jc w:val="left"/>
             </w:pPr>
             <w:r>
-              <w:t xml:space="preserve"/>
-              <w:noBreakHyphen/>
-              <w:t xml:space="preserve">4,256</w:t>
+              <w:t xml:space="preserve">-⁠4,256</w:t>
             </w:r>
           </w:p>
         </w:tc>
@@ -6522,9 +6398,7 @@
               <w:jc w:val="left"/>
             </w:pPr>
             <w:r>
-              <w:t xml:space="preserve"/>
-              <w:noBreakHyphen/>
-              <w:t xml:space="preserve">12.0%</w:t>
+              <w:t xml:space="preserve">-⁠12.0%</w:t>
             </w:r>
           </w:p>
         </w:tc>
@@ -6607,9 +6481,7 @@
               <w:jc w:val="left"/>
             </w:pPr>
             <w:r>
-              <w:t xml:space="preserve"/>
-              <w:noBreakHyphen/>
-              <w:t xml:space="preserve">2,352</w:t>
+              <w:t xml:space="preserve">-⁠2,352</w:t>
             </w:r>
           </w:p>
         </w:tc>
@@ -6627,9 +6499,7 @@
               <w:jc w:val="left"/>
             </w:pPr>
             <w:r>
-              <w:t xml:space="preserve"/>
-              <w:noBreakHyphen/>
-              <w:t xml:space="preserve">6.6%</w:t>
+              <w:t xml:space="preserve">-⁠6.6%</w:t>
             </w:r>
           </w:p>
         </w:tc>
@@ -6648,13 +6518,7 @@
         <w:pStyle w:val="BodyText"/>
       </w:pPr>
       <w:r>
-        <w:t xml:space="preserve">[Bd. Exc. 1001</w:t>
-      </w:r>
-      <w:r>
-        <w:noBreakHyphen/>
-      </w:r>
-      <w:r>
-        <w:t xml:space="preserve">1002, 1079.]</w:t>
+        <w:t xml:space="preserve">[Bd. Exc. 1001-⁠1002, 1079.]</w:t>
       </w:r>
     </w:p>
     <w:p>
@@ -6934,61 +6798,13 @@
         <w:t xml:space="preserve"> </w:t>
       </w:r>
       <w:r>
-        <w:t xml:space="preserve">[Jt. Exc. 129; see also Bd. Exc. 1085, 1135</w:t>
-      </w:r>
-      <w:r>
-        <w:noBreakHyphen/>
-      </w:r>
-      <w:r>
-        <w:t xml:space="preserve">1136.] Every third party plan submitted to the Board contained at least one district that combined urban with rural population in an Alaska Native district. Several of these plans took population from the Fairbanks North Star Borough (</w:t>
+        <w:t xml:space="preserve">[Jt. Exc. 129; see also Bd. Exc. 1085, 1135-⁠1136.] Every third party plan submitted to the Board contained at least one district that combined urban with rural population in an Alaska Native district. Several of these plans took population from the Fairbanks North Star Borough (</w:t>
       </w:r>
       <w:r>
         <w:t xml:space="preserve">“FNSB”</w:t>
       </w:r>
       <w:r>
-        <w:t xml:space="preserve">) and added it to rural Alaska Native populations. [Jt. Exc. 129; Bd. Exc. 1023</w:t>
-      </w:r>
-      <w:r>
-        <w:noBreakHyphen/>
-      </w:r>
-      <w:r>
-        <w:t xml:space="preserve">1055; BR 745</w:t>
-      </w:r>
-      <w:r>
-        <w:noBreakHyphen/>
-      </w:r>
-      <w:r>
-        <w:t xml:space="preserve">764, 3990</w:t>
-      </w:r>
-      <w:r>
-        <w:noBreakHyphen/>
-      </w:r>
-      <w:r>
-        <w:t xml:space="preserve">4185, 4186</w:t>
-      </w:r>
-      <w:r>
-        <w:noBreakHyphen/>
-      </w:r>
-      <w:r>
-        <w:t xml:space="preserve">4321, 4410</w:t>
-      </w:r>
-      <w:r>
-        <w:noBreakHyphen/>
-      </w:r>
-      <w:r>
-        <w:t xml:space="preserve">4543, 5186</w:t>
-      </w:r>
-      <w:r>
-        <w:noBreakHyphen/>
-      </w:r>
-      <w:r>
-        <w:t xml:space="preserve">5274, 5324</w:t>
-      </w:r>
-      <w:r>
-        <w:noBreakHyphen/>
-      </w:r>
-      <w:r>
-        <w:t xml:space="preserve">5363.]</w:t>
+        <w:t xml:space="preserve">) and added it to rural Alaska Native populations. [Jt. Exc. 129; Bd. Exc. 1023-⁠1055; BR 745-⁠764, 3990-⁠4185, 4186-⁠4321, 4410-⁠4543, 5186-⁠5274, 5324-⁠5363.]</w:t>
       </w:r>
     </w:p>
     <w:p>
@@ -7170,13 +6986,7 @@
         <w:t xml:space="preserve"> </w:t>
       </w:r>
       <w:r>
-        <w:t xml:space="preserve">districts in urban areas proved impossible despite considerable efforts by the Board and its staff. [Bd. Exc. 1079, 1091</w:t>
-      </w:r>
-      <w:r>
-        <w:noBreakHyphen/>
-      </w:r>
-      <w:r>
-        <w:t xml:space="preserve">1095.] The Alaska Native population in the urban areas is simply not sufficiently geographically compact enough to allow for the creation of any such districts. [Id.]</w:t>
+        <w:t xml:space="preserve">districts in urban areas proved impossible despite considerable efforts by the Board and its staff. [Bd. Exc. 1079, 1091-⁠1095.] The Alaska Native population in the urban areas is simply not sufficiently geographically compact enough to allow for the creation of any such districts. [Id.]</w:t>
       </w:r>
     </w:p>
     <w:p>
@@ -7514,13 +7324,7 @@
         <w:t xml:space="preserve">“RBV”</w:t>
       </w:r>
       <w:r>
-        <w:t xml:space="preserve">) election analysis for this redistricting cycle. [Bd. Exc. 1056</w:t>
-      </w:r>
-      <w:r>
-        <w:noBreakHyphen/>
-      </w:r>
-      <w:r>
-        <w:t xml:space="preserve">1075.] Her analysis found that voting in Alaska had become more racially polarized</w:t>
+        <w:t xml:space="preserve">) election analysis for this redistricting cycle. [Bd. Exc. 1056-⁠1075.] Her analysis found that voting in Alaska had become more racially polarized</w:t>
       </w:r>
       <w:r>
         <w:rPr>
@@ -7532,13 +7336,7 @@
         <w:t xml:space="preserve"> </w:t>
       </w:r>
       <w:r>
-        <w:t xml:space="preserve">over the past decade (2002</w:t>
-      </w:r>
-      <w:r>
-        <w:noBreakHyphen/>
-      </w:r>
-      <w:r>
-        <w:t xml:space="preserve">2010). [Bd. Exc. 1072.] She reported to the Board on May 17, 2011, that the overall statewide minimum percentage needed to create an</w:t>
+        <w:t xml:space="preserve">over the past decade (2002-⁠2010). [Bd. Exc. 1072.] She reported to the Board on May 17, 2011, that the overall statewide minimum percentage needed to create an</w:t>
       </w:r>
       <w:r>
         <w:t xml:space="preserve"> </w:t>
@@ -7550,13 +7348,7 @@
         <w:t xml:space="preserve"> </w:t>
       </w:r>
       <w:r>
-        <w:t xml:space="preserve">Alaska Native district had increased from 35% Alaska Native VAP to 41.8%, or 42%, Alaska Native YAP. [Bd. Exc. 1072</w:t>
-      </w:r>
-      <w:r>
-        <w:noBreakHyphen/>
-      </w:r>
-      <w:r>
-        <w:t xml:space="preserve">1074.]</w:t>
+        <w:t xml:space="preserve">Alaska Native district had increased from 35% Alaska Native VAP to 41.8%, or 42%, Alaska Native YAP. [Bd. Exc. 1072-⁠1074.]</w:t>
       </w:r>
     </w:p>
     <w:p>
@@ -7564,13 +7356,7 @@
         <w:pStyle w:val="BodyText"/>
       </w:pPr>
       <w:r>
-        <w:t xml:space="preserve">Dr. Handley also found that a more district-specific analysis was warranted in two areas: Benchmark House Districts 37 and 6. Because there was less polarized voting in Benchmark District 37, it consistently elected minority-preferred candidates despite having less than 41.8% Alaska Native YAP. [Bd. Exc. 1074</w:t>
-      </w:r>
-      <w:r>
-        <w:noBreakHyphen/>
-      </w:r>
-      <w:r>
-        <w:t xml:space="preserve">1075.] On the other hand, Benchmark House District 6, which is well over 41.8% Alaska Native YAP, failed to elect the Alaska Native preferred candidate in the 2010 election due to higher incidents of racially polarized voting and lower than statewide average of white crossover vote. [Id.] Dr. Handley’s analysis found that a minimum of 49.7% Alaska Native YAP was needed in Benchmark House District 6 in order to offer Alaska Natives the ability to elect their candidates of choice. [Id.]</w:t>
+        <w:t xml:space="preserve">Dr. Handley also found that a more district-specific analysis was warranted in two areas: Benchmark House Districts 37 and 6. Because there was less polarized voting in Benchmark District 37, it consistently elected minority-preferred candidates despite having less than 41.8% Alaska Native YAP. [Bd. Exc. 1074-⁠1075.] On the other hand, Benchmark House District 6, which is well over 41.8% Alaska Native YAP, failed to elect the Alaska Native preferred candidate in the 2010 election due to higher incidents of racially polarized voting and lower than statewide average of white crossover vote. [Id.] Dr. Handley’s analysis found that a minimum of 49.7% Alaska Native YAP was needed in Benchmark House District 6 in order to offer Alaska Natives the ability to elect their candidates of choice. [Id.]</w:t>
       </w:r>
     </w:p>
     <w:p>
@@ -7720,25 +7506,7 @@
         <w:pStyle w:val="BodyText"/>
       </w:pPr>
       <w:r>
-        <w:t xml:space="preserve">The challenges outlined above made creating a redistricting plan that protected Alaska Native voting strength against any decrease from that in the Benchmark Plan no easy task. The significant demographic changes of rural Alaska made it extremely difficult to meet the one-person/​one-vote standard while still maintaining the required percentage of Alaska Native VAP in the required number of minority districts. [Bd. Exc. 1134</w:t>
-      </w:r>
-      <w:r>
-        <w:noBreakHyphen/>
-      </w:r>
-      <w:r>
-        <w:t xml:space="preserve">1136, 1237</w:t>
-      </w:r>
-      <w:r>
-        <w:noBreakHyphen/>
-      </w:r>
-      <w:r>
-        <w:t xml:space="preserve">1238.] This problem was exasperated by the increase in the percentage of Alaska Native VAP required to create an effective Alaska Native district. [Bd. Exc. 1236</w:t>
-      </w:r>
-      <w:r>
-        <w:noBreakHyphen/>
-      </w:r>
-      <w:r>
-        <w:t xml:space="preserve">1238.] Based on significant public testimony, including testimony from Alaska Native legislators and leaders, the Board was encouraged to think</w:t>
+        <w:t xml:space="preserve">The challenges outlined above made creating a redistricting plan that protected Alaska Native voting strength against any decrease from that in the Benchmark Plan no easy task. The significant demographic changes of rural Alaska made it extremely difficult to meet the one-person/​one-vote standard while still maintaining the required percentage of Alaska Native VAP in the required number of minority districts. [Bd. Exc. 1134-⁠1136, 1237-⁠1238.] This problem was exasperated by the increase in the percentage of Alaska Native VAP required to create an effective Alaska Native district. [Bd. Exc. 1236-⁠1238.] Based on significant public testimony, including testimony from Alaska Native legislators and leaders, the Board was encouraged to think</w:t>
       </w:r>
       <w:r>
         <w:t xml:space="preserve"> </w:t>
@@ -7778,13 +7546,7 @@
         <w:t xml:space="preserve"> </w:t>
       </w:r>
       <w:r>
-        <w:t xml:space="preserve">and carefully considered these various alternative plans. [Jt. Exc. 10.] A review of those plans highlights the difficulty of creating a plan with Alaska Native population percentages comparable to those in the Benchmark Plan. Dr. Handley reviewed all nine of the alternative plans submitted after the completion of her RBV analysis, and found all of them to be retrogressive. [Bd. Exc. 1080</w:t>
-      </w:r>
-      <w:r>
-        <w:noBreakHyphen/>
-      </w:r>
-      <w:r>
-        <w:t xml:space="preserve">1083.] None of the plans provide both five</w:t>
+        <w:t xml:space="preserve">and carefully considered these various alternative plans. [Jt. Exc. 10.] A review of those plans highlights the difficulty of creating a plan with Alaska Native population percentages comparable to those in the Benchmark Plan. Dr. Handley reviewed all nine of the alternative plans submitted after the completion of her RBV analysis, and found all of them to be retrogressive. [Bd. Exc. 1080-⁠1083.] None of the plans provide both five</w:t>
       </w:r>
       <w:r>
         <w:t xml:space="preserve"> </w:t>
@@ -7820,13 +7582,7 @@
         <w:t xml:space="preserve"> </w:t>
       </w:r>
       <w:r>
-        <w:t xml:space="preserve">which Dr. Handley determined was the benchmark standard. [Jt. Exc. 104; Bd. Exc. 1084</w:t>
-      </w:r>
-      <w:r>
-        <w:noBreakHyphen/>
-      </w:r>
-      <w:r>
-        <w:t xml:space="preserve">1086.]</w:t>
+        <w:t xml:space="preserve">which Dr. Handley determined was the benchmark standard. [Jt. Exc. 104; Bd. Exc. 1084-⁠1086.]</w:t>
       </w:r>
     </w:p>
     <w:p>
@@ -7834,16 +7590,7 @@
         <w:pStyle w:val="BodyTextNote"/>
       </w:pPr>
       <w:r>
-        <w:t xml:space="preserve">Despite the difficulty, the Board eventually came up with several options in an attempt to meet the VRA requirements led by the efforts of Board members PeggyAnn McConnochie and Marie Green, an Alaska Native. [Bd. Exc. 1281.] One staff plan, referred to as the TB Plan, took the unique approach of changing the historical composition of District 40 (even though it was only</w:t>
-      </w:r>
-      <w:r>
-        <w:t xml:space="preserve"> </w:t>
-      </w:r>
-      <w:r>
-        <w:noBreakHyphen/>
-      </w:r>
-      <w:r>
-        <w:t xml:space="preserve">1.35% from the ideal district size) by dividing the North Slope Borough and the Arctic Northwest Borough into separate districts, and picking up population from more urban areas in and around Fairbanks and along the southeast border of the state. [Jt. Exc. 125 n.204.] Although Dr. Handley advised the Board that the TB Plan may not be retrogressive strictly by the numbers, the plan had a number of problems including whether the new District 40 would be an</w:t>
+        <w:t xml:space="preserve">Despite the difficulty, the Board eventually came up with several options in an attempt to meet the VRA requirements led by the efforts of Board members PeggyAnn McConnochie and Marie Green, an Alaska Native. [Bd. Exc. 1281.] One staff plan, referred to as the TB Plan, took the unique approach of changing the historical composition of District 40 (even though it was only -⁠1.35% from the ideal district size) by dividing the North Slope Borough and the Arctic Northwest Borough into separate districts, and picking up population from more urban areas in and around Fairbanks and along the southeast border of the state. [Jt. Exc. 125 n.204.] Although Dr. Handley advised the Board that the TB Plan may not be retrogressive strictly by the numbers, the plan had a number of problems including whether the new District 40 would be an</w:t>
       </w:r>
       <w:r>
         <w:t xml:space="preserve"> </w:t>
@@ -7867,103 +7614,7 @@
         <w:t xml:space="preserve"> </w:t>
       </w:r>
       <w:r>
-        <w:t xml:space="preserve">[Jt. Exc. 125, n.204.] The TB plan also received overwhelming criticism from Alaska Native groups who felt that due to low voter registration and turn out on the North Slope, the new proposed North Slope District would most likely not be effective. [Id.] If the Board had adopted the TB Plan, Alaska Native Groups and leaders would have filed objections with the DOJ, thereby seriously jeopardizing Alaska’s chances for preclearance. [Id.; TT 214:9</w:t>
-      </w:r>
-      <w:r>
-        <w:noBreakHyphen/>
-      </w:r>
-      <w:r>
-        <w:t xml:space="preserve">14, 16</w:t>
-      </w:r>
-      <w:r>
-        <w:noBreakHyphen/>
-      </w:r>
-      <w:r>
-        <w:t xml:space="preserve">18; 215:1</w:t>
-      </w:r>
-      <w:r>
-        <w:noBreakHyphen/>
-      </w:r>
-      <w:r>
-        <w:t xml:space="preserve">6; 216:15</w:t>
-      </w:r>
-      <w:r>
-        <w:noBreakHyphen/>
-      </w:r>
-      <w:r>
-        <w:t xml:space="preserve">17; 220:8</w:t>
-      </w:r>
-      <w:r>
-        <w:noBreakHyphen/>
-      </w:r>
-      <w:r>
-        <w:t xml:space="preserve">24; 224:8</w:t>
-      </w:r>
-      <w:r>
-        <w:noBreakHyphen/>
-      </w:r>
-      <w:r>
-        <w:t xml:space="preserve">12; 226:8</w:t>
-      </w:r>
-      <w:r>
-        <w:noBreakHyphen/>
-      </w:r>
-      <w:r>
-        <w:t xml:space="preserve">12; 239:14</w:t>
-      </w:r>
-      <w:r>
-        <w:noBreakHyphen/>
-      </w:r>
-      <w:r>
-        <w:t xml:space="preserve">19; 571:2</w:t>
-      </w:r>
-      <w:r>
-        <w:noBreakHyphen/>
-      </w:r>
-      <w:r>
-        <w:t xml:space="preserve">573:6; 575:18</w:t>
-      </w:r>
-      <w:r>
-        <w:noBreakHyphen/>
-      </w:r>
-      <w:r>
-        <w:t xml:space="preserve">21; 704:1</w:t>
-      </w:r>
-      <w:r>
-        <w:noBreakHyphen/>
-      </w:r>
-      <w:r>
-        <w:t xml:space="preserve">706:2; 918:18</w:t>
-      </w:r>
-      <w:r>
-        <w:noBreakHyphen/>
-      </w:r>
-      <w:r>
-        <w:t xml:space="preserve">3</w:t>
-      </w:r>
-      <w:r>
-        <w:noBreakHyphen/>
-      </w:r>
-      <w:r>
-        <w:t xml:space="preserve">9, 18</w:t>
-      </w:r>
-      <w:r>
-        <w:noBreakHyphen/>
-      </w:r>
-      <w:r>
-        <w:t xml:space="preserve">23; 924:17</w:t>
-      </w:r>
-      <w:r>
-        <w:noBreakHyphen/>
-      </w:r>
-      <w:r>
-        <w:t xml:space="preserve">926:2; 947:10</w:t>
-      </w:r>
-      <w:r>
-        <w:noBreakHyphen/>
-      </w:r>
-      <w:r>
-        <w:t xml:space="preserve">14.]</w:t>
+        <w:t xml:space="preserve">[Jt. Exc. 125, n.204.] The TB plan also received overwhelming criticism from Alaska Native groups who felt that due to low voter registration and turn out on the North Slope, the new proposed North Slope District would most likely not be effective. [Id.] If the Board had adopted the TB Plan, Alaska Native Groups and leaders would have filed objections with the DOJ, thereby seriously jeopardizing Alaska’s chances for preclearance. [Id.; TT 214:9-⁠14, 16-⁠18; 215:1-⁠6; 216:15-⁠17; 220:8-⁠24; 224:8-⁠12; 226:8-⁠12; 239:14-⁠19; 571:2-⁠573:6; 575:18-⁠21; 704:1-⁠706:2; 918:18-⁠3-⁠9, 18-⁠23; 924:17-⁠926:2; 947:10-⁠14.]</w:t>
       </w:r>
     </w:p>
     <w:p>
@@ -7971,61 +7622,7 @@
         <w:pStyle w:val="BodyText"/>
       </w:pPr>
       <w:r>
-        <w:t xml:space="preserve">A second Alaska Native district plan known as the PAME Bethel/​Kodiak plan was created by Board members McConnochie and Green with input from staff and other Board members, and was adopted unanimously in concept by the Board. [Jt. Exc. 125, n.205; TT 216:23</w:t>
-      </w:r>
-      <w:r>
-        <w:noBreakHyphen/>
-      </w:r>
-      <w:r>
-        <w:t xml:space="preserve">217:5, 19</w:t>
-      </w:r>
-      <w:r>
-        <w:noBreakHyphen/>
-      </w:r>
-      <w:r>
-        <w:t xml:space="preserve">220:4; 222:13</w:t>
-      </w:r>
-      <w:r>
-        <w:noBreakHyphen/>
-      </w:r>
-      <w:r>
-        <w:t xml:space="preserve">15; 226:13</w:t>
-      </w:r>
-      <w:r>
-        <w:noBreakHyphen/>
-      </w:r>
-      <w:r>
-        <w:t xml:space="preserve">16; 573:23</w:t>
-      </w:r>
-      <w:r>
-        <w:noBreakHyphen/>
-      </w:r>
-      <w:r>
-        <w:t xml:space="preserve">577:19; 577:24</w:t>
-      </w:r>
-      <w:r>
-        <w:noBreakHyphen/>
-      </w:r>
-      <w:r>
-        <w:t xml:space="preserve">578:3, 12</w:t>
-      </w:r>
-      <w:r>
-        <w:noBreakHyphen/>
-      </w:r>
-      <w:r>
-        <w:t xml:space="preserve">579:2; 691:8</w:t>
-      </w:r>
-      <w:r>
-        <w:noBreakHyphen/>
-      </w:r>
-      <w:r>
-        <w:t xml:space="preserve">15; 706:3</w:t>
-      </w:r>
-      <w:r>
-        <w:noBreakHyphen/>
-      </w:r>
-      <w:r>
-        <w:t xml:space="preserve">6.] Dr. Handley also reviewed this plan and advised the Board that by the numbers, it was likely not retrogressive. [Jt. Exc. 125 n.205.] This plan, however, included a Senate district which combined Kodiak with Bethel, thereby pairing one of the most powerful Alaska Native incumbent members of the Senate, Lyman Hoffman, with the current Senate president, Gary Stevens. [Jt. Exc. 125 n.205.] This pairing was severely criticized by Alaska Native groups in both the Bethel and Kodiak areas. The Calista Corporation in particular notified the Board of its serious objections to this pairing and even suggested the Board split the Aleutians if necessary to prevent it. [Id.; Bd. Exc. 1121.] Board member Green was also very uncomfortable with the effect this pairing would have. The Board was very concerned, as with the TB Plan, that objections by Alaska Native Groups and leaders would have seriously jeopardized its ability to obtain preclearance. [Id.]</w:t>
+        <w:t xml:space="preserve">A second Alaska Native district plan known as the PAME Bethel/​Kodiak plan was created by Board members McConnochie and Green with input from staff and other Board members, and was adopted unanimously in concept by the Board. [Jt. Exc. 125, n.205; TT 216:23-⁠217:5, 19-⁠220:4; 222:13-⁠15; 226:13-⁠16; 573:23-⁠577:19; 577:24-⁠578:3, 12-⁠579:2; 691:8-⁠15; 706:3-⁠6.] Dr. Handley also reviewed this plan and advised the Board that by the numbers, it was likely not retrogressive. [Jt. Exc. 125 n.205.] This plan, however, included a Senate district which combined Kodiak with Bethel, thereby pairing one of the most powerful Alaska Native incumbent members of the Senate, Lyman Hoffman, with the current Senate president, Gary Stevens. [Jt. Exc. 125 n.205.] This pairing was severely criticized by Alaska Native groups in both the Bethel and Kodiak areas. The Calista Corporation in particular notified the Board of its serious objections to this pairing and even suggested the Board split the Aleutians if necessary to prevent it. [Id.; Bd. Exc. 1121.] Board member Green was also very uncomfortable with the effect this pairing would have. The Board was very concerned, as with the TB Plan, that objections by Alaska Native Groups and leaders would have seriously jeopardized its ability to obtain preclearance. [Id.]</w:t>
       </w:r>
     </w:p>
     <w:p>
@@ -8045,13 +7642,7 @@
         <w:t xml:space="preserve"> </w:t>
       </w:r>
       <w:r>
-        <w:t xml:space="preserve">it met the VRA requirements without the offensive Senate pairing. Dr. Handley analyzed this plan and determined that it would not diminish the ability of Alaska Natives to elect their candidates of choice as compared to the Benchmark plan. The Board ultimately adopted the Greene/​McConnochie Alaska Native districts into its Proclamation Plan by a unanimous 5</w:t>
-      </w:r>
-      <w:r>
-        <w:noBreakHyphen/>
-      </w:r>
-      <w:r>
-        <w:t xml:space="preserve">0 vote on June 6, 2011. [Id.]</w:t>
+        <w:t xml:space="preserve">it met the VRA requirements without the offensive Senate pairing. Dr. Handley analyzed this plan and determined that it would not diminish the ability of Alaska Natives to elect their candidates of choice as compared to the Benchmark plan. The Board ultimately adopted the Greene/​McConnochie Alaska Native districts into its Proclamation Plan by a unanimous 5-⁠0 vote on June 6, 2011. [Id.]</w:t>
       </w:r>
     </w:p>
     <w:p>
@@ -8117,25 +7708,7 @@
         <w:pStyle w:val="BodyText"/>
       </w:pPr>
       <w:r>
-        <w:t xml:space="preserve">The configuration of the Benchmark House Plan had to change substantially in order to maintain the requisite number of minority districts and still meet the one-person/​one-vote standard. [Bd. Ex. 1084; 1240</w:t>
-      </w:r>
-      <w:r>
-        <w:noBreakHyphen/>
-      </w:r>
-      <w:r>
-        <w:t xml:space="preserve">1241.] Although the Proclamation House Plan retains the North Slope district more or less intact, it was necessary to unpack the two heavily Alaska Native House districts, Benchmark Districts 38 and 39, and disperse this Alaska Native population to provide enough minority voters in other Alaska Native districts to avoid retrogression. [Id.; TT 919:10</w:t>
-      </w:r>
-      <w:r>
-        <w:noBreakHyphen/>
-      </w:r>
-      <w:r>
-        <w:t xml:space="preserve">920:8.] For example, a large portion of Benchmark District 39 was combined with many of the interior villages from Benchmark District 6 to produce Proclamation District 39, with a 67.09% Native VAP. The remainder of Benchmark District 39 was placed in Proclamation District 38, which was drawn east towards Fairbanks to pick up sufficient additional population from the communities of Ester and Goldstream to meet the one-person/​one-vote standard, while still maintaining an effective district. This reduced the number of majority minority districts by VAP from four under the benchmark plan to three under the Proclamation Plan. [Bd. Exc. 1240</w:t>
-      </w:r>
-      <w:r>
-        <w:noBreakHyphen/>
-      </w:r>
-      <w:r>
-        <w:t xml:space="preserve">1241.]</w:t>
+        <w:t xml:space="preserve">The configuration of the Benchmark House Plan had to change substantially in order to maintain the requisite number of minority districts and still meet the one-person/​one-vote standard. [Bd. Ex. 1084; 1240-⁠1241.] Although the Proclamation House Plan retains the North Slope district more or less intact, it was necessary to unpack the two heavily Alaska Native House districts, Benchmark Districts 38 and 39, and disperse this Alaska Native population to provide enough minority voters in other Alaska Native districts to avoid retrogression. [Id.; TT 919:10-⁠920:8.] For example, a large portion of Benchmark District 39 was combined with many of the interior villages from Benchmark District 6 to produce Proclamation District 39, with a 67.09% Native VAP. The remainder of Benchmark District 39 was placed in Proclamation District 38, which was drawn east towards Fairbanks to pick up sufficient additional population from the communities of Ester and Goldstream to meet the one-person/​one-vote standard, while still maintaining an effective district. This reduced the number of majority minority districts by VAP from four under the benchmark plan to three under the Proclamation Plan. [Bd. Exc. 1240-⁠1241.]</w:t>
       </w:r>
     </w:p>
     <w:p>
@@ -8143,37 +7716,7 @@
         <w:pStyle w:val="BodyText"/>
       </w:pPr>
       <w:r>
-        <w:t xml:space="preserve">Indeed, Dr. Handley was particularly concerned with decreasing the Alaska Native VAP in the Alaska Native districts to the point where some districts were going to be less than a majority Alaska Native, even though such decrease was unavoidable. [TT 773:24</w:t>
-      </w:r>
-      <w:r>
-        <w:noBreakHyphen/>
-      </w:r>
-      <w:r>
-        <w:t xml:space="preserve">774:18; 812:3</w:t>
-      </w:r>
-      <w:r>
-        <w:noBreakHyphen/>
-      </w:r>
-      <w:r>
-        <w:t xml:space="preserve">7; 879:23</w:t>
-      </w:r>
-      <w:r>
-        <w:noBreakHyphen/>
-      </w:r>
-      <w:r>
-        <w:t xml:space="preserve">880:9; 919:10</w:t>
-      </w:r>
-      <w:r>
-        <w:noBreakHyphen/>
-      </w:r>
-      <w:r>
-        <w:t xml:space="preserve">920:8; 950:3</w:t>
-      </w:r>
-      <w:r>
-        <w:noBreakHyphen/>
-      </w:r>
-      <w:r>
-        <w:t xml:space="preserve">22.] She knew the DOJ would be looking at a benchmark plan with at least four majority Alaska Native VAP House districts and the Board was going to be seeking preclearance of a plan with only three. [Id.] Thus, she advised the Board to make absolutely sure the Alaska Native districts were as close to majority Alaska Native as possible, even if a lower Alaska Native VAP might make it effective. [Id.] She expressly advised that</w:t>
+        <w:t xml:space="preserve">Indeed, Dr. Handley was particularly concerned with decreasing the Alaska Native VAP in the Alaska Native districts to the point where some districts were going to be less than a majority Alaska Native, even though such decrease was unavoidable. [TT 773:24-⁠774:18; 812:3-⁠7; 879:23-⁠880:9; 919:10-⁠920:8; 950:3-⁠22.] She knew the DOJ would be looking at a benchmark plan with at least four majority Alaska Native VAP House districts and the Board was going to be seeking preclearance of a plan with only three. [Id.] Thus, she advised the Board to make absolutely sure the Alaska Native districts were as close to majority Alaska Native as possible, even if a lower Alaska Native VAP might make it effective. [Id.] She expressly advised that</w:t>
       </w:r>
       <w:r>
         <w:t xml:space="preserve"> </w:t>
@@ -8197,13 +7740,7 @@
         <w:t xml:space="preserve"> </w:t>
       </w:r>
       <w:r>
-        <w:t xml:space="preserve">had she not advised the Board to keep the Alaska Native YAP numbers as high as possible. [TT 950:17</w:t>
-      </w:r>
-      <w:r>
-        <w:noBreakHyphen/>
-      </w:r>
-      <w:r>
-        <w:t xml:space="preserve">22.] For she felt very strongly</w:t>
+        <w:t xml:space="preserve">had she not advised the Board to keep the Alaska Native YAP numbers as high as possible. [TT 950:17-⁠22.] For she felt very strongly</w:t>
       </w:r>
       <w:r>
         <w:t xml:space="preserve"> </w:t>
@@ -8215,25 +7752,7 @@
         <w:t xml:space="preserve"> </w:t>
       </w:r>
       <w:r>
-        <w:t xml:space="preserve">and even insisted the Board draw the Alaska Native districts over 42% where possible. [TT 880:7</w:t>
-      </w:r>
-      <w:r>
-        <w:noBreakHyphen/>
-      </w:r>
-      <w:r>
-        <w:t xml:space="preserve">9; 924:8</w:t>
-      </w:r>
-      <w:r>
-        <w:noBreakHyphen/>
-      </w:r>
-      <w:r>
-        <w:t xml:space="preserve">9.] In her final report to the DOJ, Dr. Handley specifically explained why the Board had to decrease the Alaska Native VAP in nearly all of its effective districts from the benchmark YAP in order to justify the Board’s actions. [Bd. Exc. 1084</w:t>
-      </w:r>
-      <w:r>
-        <w:noBreakHyphen/>
-      </w:r>
-      <w:r>
-        <w:t xml:space="preserve">1086.]</w:t>
+        <w:t xml:space="preserve">and even insisted the Board draw the Alaska Native districts over 42% where possible. [TT 880:7-⁠9; 924:8-⁠9.] In her final report to the DOJ, Dr. Handley specifically explained why the Board had to decrease the Alaska Native VAP in nearly all of its effective districts from the benchmark YAP in order to justify the Board’s actions. [Bd. Exc. 1084-⁠1086.]</w:t>
       </w:r>
     </w:p>
     <w:p>
@@ -8241,85 +7760,7 @@
         <w:pStyle w:val="BodyText"/>
       </w:pPr>
       <w:r>
-        <w:t xml:space="preserve">When creating HD38, the Board chose to pick up the population from the Goldstream and Ester areas of the FNSB in order to bring the overall population of House District 38 within constitutional tolerance for a number of reasons. First, the FNSB had excess population to give, just under half an ideal house seat, or approximately 8,700 people. [Bd. Exc. 1105</w:t>
-      </w:r>
-      <w:r>
-        <w:noBreakHyphen/>
-      </w:r>
-      <w:r>
-        <w:t xml:space="preserve">1106; TT 245:13</w:t>
-      </w:r>
-      <w:r>
-        <w:noBreakHyphen/>
-      </w:r>
-      <w:r>
-        <w:t xml:space="preserve">16; 374:5</w:t>
-      </w:r>
-      <w:r>
-        <w:noBreakHyphen/>
-      </w:r>
-      <w:r>
-        <w:t xml:space="preserve">12; 383:20</w:t>
-      </w:r>
-      <w:r>
-        <w:noBreakHyphen/>
-      </w:r>
-      <w:r>
-        <w:t xml:space="preserve">23; 446:14</w:t>
-      </w:r>
-      <w:r>
-        <w:noBreakHyphen/>
-      </w:r>
-      <w:r>
-        <w:t xml:space="preserve">16; 714:20</w:t>
-      </w:r>
-      <w:r>
-        <w:noBreakHyphen/>
-      </w:r>
-      <w:r>
-        <w:t xml:space="preserve">715:6; 602:20</w:t>
-      </w:r>
-      <w:r>
-        <w:noBreakHyphen/>
-      </w:r>
-      <w:r>
-        <w:t xml:space="preserve">603:1.] Second, Fairbanks had some historical economic, cultural, and social ties to rural Native Alaska. [Bd. Exc. 1109; TT 521:21</w:t>
-      </w:r>
-      <w:r>
-        <w:noBreakHyphen/>
-      </w:r>
-      <w:r>
-        <w:t xml:space="preserve">522:7; 603:6</w:t>
-      </w:r>
-      <w:r>
-        <w:noBreakHyphen/>
-      </w:r>
-      <w:r>
-        <w:t xml:space="preserve">19.] Third, its geographic location made it relatively proximate to the rural districts. Fourth, and most importantly, the FNSB had areas with historical Democratic voting patterns which were crucial. [Bd. Exc. 1085, 1117; 1241; TT 382:5</w:t>
-      </w:r>
-      <w:r>
-        <w:noBreakHyphen/>
-      </w:r>
-      <w:r>
-        <w:t xml:space="preserve">21; 400:4</w:t>
-      </w:r>
-      <w:r>
-        <w:noBreakHyphen/>
-      </w:r>
-      <w:r>
-        <w:t xml:space="preserve">25; 434:14; 435:2</w:t>
-      </w:r>
-      <w:r>
-        <w:noBreakHyphen/>
-      </w:r>
-      <w:r>
-        <w:t xml:space="preserve">8; 603:23</w:t>
-      </w:r>
-      <w:r>
-        <w:noBreakHyphen/>
-      </w:r>
-      <w:r>
-        <w:t xml:space="preserve">604:5.]</w:t>
+        <w:t xml:space="preserve">When creating HD38, the Board chose to pick up the population from the Goldstream and Ester areas of the FNSB in order to bring the overall population of House District 38 within constitutional tolerance for a number of reasons. First, the FNSB had excess population to give, just under half an ideal house seat, or approximately 8,700 people. [Bd. Exc. 1105-⁠1106; TT 245:13-⁠16; 374:5-⁠12; 383:20-⁠23; 446:14-⁠16; 714:20-⁠715:6; 602:20-⁠603:1.] Second, Fairbanks had some historical economic, cultural, and social ties to rural Native Alaska. [Bd. Exc. 1109; TT 521:21-⁠522:7; 603:6-⁠19.] Third, its geographic location made it relatively proximate to the rural districts. Fourth, and most importantly, the FNSB had areas with historical Democratic voting patterns which were crucial. [Bd. Exc. 1085, 1117; 1241; TT 382:5-⁠21; 400:4-⁠25; 434:14; 435:2-⁠8; 603:23-⁠604:5.]</w:t>
       </w:r>
     </w:p>
     <w:p>
@@ -8327,37 +7768,7 @@
         <w:pStyle w:val="BodyTextNote"/>
       </w:pPr>
       <w:r>
-        <w:t xml:space="preserve">Dr. Handley had advised the Board that if urban, non-Alaska Native population had to be added to rural Alaska Native districts, the urban non-Alaska Native population should be from areas that tend to vote Democratic. [Jt. Ex. 131; Bd. Exc. 1085, 1117; TT 200:23</w:t>
-      </w:r>
-      <w:r>
-        <w:noBreakHyphen/>
-      </w:r>
-      <w:r>
-        <w:t xml:space="preserve">201:17; 209:6</w:t>
-      </w:r>
-      <w:r>
-        <w:noBreakHyphen/>
-      </w:r>
-      <w:r>
-        <w:t xml:space="preserve">7; 382:5</w:t>
-      </w:r>
-      <w:r>
-        <w:noBreakHyphen/>
-      </w:r>
-      <w:r>
-        <w:t xml:space="preserve">21; 603:23</w:t>
-      </w:r>
-      <w:r>
-        <w:noBreakHyphen/>
-      </w:r>
-      <w:r>
-        <w:t xml:space="preserve">604:5; 718:1</w:t>
-      </w:r>
-      <w:r>
-        <w:noBreakHyphen/>
-      </w:r>
-      <w:r>
-        <w:t xml:space="preserve">3.] She explained this was important because the Alaska Native’s preferred political party is the Democratic Party, and by adding Democratic-voting, non-Alaska Native population, the Board would enhance the effectiveness of that district not only because Alaska Natives tend to vote Democratic, but also due to the expected increased white cross-over vote. [Id.]</w:t>
+        <w:t xml:space="preserve">Dr. Handley had advised the Board that if urban, non-Alaska Native population had to be added to rural Alaska Native districts, the urban non-Alaska Native population should be from areas that tend to vote Democratic. [Jt. Ex. 131; Bd. Exc. 1085, 1117; TT 200:23-⁠201:17; 209:6-⁠7; 382:5-⁠21; 603:23-⁠604:5; 718:1-⁠3.] She explained this was important because the Alaska Native’s preferred political party is the Democratic Party, and by adding Democratic-voting, non-Alaska Native population, the Board would enhance the effectiveness of that district not only because Alaska Natives tend to vote Democratic, but also due to the expected increased white cross-over vote. [Id.]</w:t>
       </w:r>
       <w:r>
         <w:rPr>
@@ -8433,25 +7844,7 @@
         <w:pStyle w:val="BodyText"/>
       </w:pPr>
       <w:r>
-        <w:t xml:space="preserve">As required by the VRA, the Board submitted its preclearance submission to the Department of Justice on August 9, 2011. [Bd. Exc. 1230</w:t>
-      </w:r>
-      <w:r>
-        <w:noBreakHyphen/>
-      </w:r>
-      <w:r>
-        <w:t xml:space="preserve">1247; BR 6356</w:t>
-      </w:r>
-      <w:r>
-        <w:noBreakHyphen/>
-      </w:r>
-      <w:r>
-        <w:t xml:space="preserve">11791.] The submission contained nine volumes and 44 folders of information, totaling more than 5,400 pages of documentation. [Id.] Based on the advice of its consultants, the Board scheduled a meeting with the DOJ staff assigned to review and analyze Alaska’s redistricting plan to answer any questions the DOJ might have about the Proclamation Plan. [Bd. Exc. 1287</w:t>
-      </w:r>
-      <w:r>
-        <w:noBreakHyphen/>
-      </w:r>
-      <w:r>
-        <w:t xml:space="preserve">1288.]</w:t>
+        <w:t xml:space="preserve">As required by the VRA, the Board submitted its preclearance submission to the Department of Justice on August 9, 2011. [Bd. Exc. 1230-⁠1247; BR 6356-⁠11791.] The submission contained nine volumes and 44 folders of information, totaling more than 5,400 pages of documentation. [Id.] Based on the advice of its consultants, the Board scheduled a meeting with the DOJ staff assigned to review and analyze Alaska’s redistricting plan to answer any questions the DOJ might have about the Proclamation Plan. [Bd. Exc. 1287-⁠1288.]</w:t>
       </w:r>
     </w:p>
     <w:p>
@@ -8459,19 +7852,7 @@
         <w:pStyle w:val="BodyText"/>
       </w:pPr>
       <w:r>
-        <w:t xml:space="preserve">On September 14, 2011, Board members John Torgerson and Marie Greene, along with Executive Director Taylor Bickford and Board legal counsel Michael White, met with representatives from the DOJ in Washington, DC. Chairman Torgerson presented a presentation explaining the Board’s preclearance submission and advocating for preclearance. [Jt. Exc. 124; TT 236:10</w:t>
-      </w:r>
-      <w:r>
-        <w:noBreakHyphen/>
-      </w:r>
-      <w:r>
-        <w:t xml:space="preserve">239:19; 593:14</w:t>
-      </w:r>
-      <w:r>
-        <w:noBreakHyphen/>
-      </w:r>
-      <w:r>
-        <w:t xml:space="preserve">595:15.] The only substantive question the DOJ representatives asked the Board members at that meeting was how Alaska Native incumbents were treated. [Id.] On October 11, 2011, the DOJ precleared the Board’s plan. [Bd. Exc. 1254.]</w:t>
+        <w:t xml:space="preserve">On September 14, 2011, Board members John Torgerson and Marie Greene, along with Executive Director Taylor Bickford and Board legal counsel Michael White, met with representatives from the DOJ in Washington, DC. Chairman Torgerson presented a presentation explaining the Board’s preclearance submission and advocating for preclearance. [Jt. Exc. 124; TT 236:10-⁠239:19; 593:14-⁠595:15.] The only substantive question the DOJ representatives asked the Board members at that meeting was how Alaska Native incumbents were treated. [Id.] On October 11, 2011, the DOJ precleared the Board’s plan. [Bd. Exc. 1254.]</w:t>
       </w:r>
     </w:p>
     <w:p>
@@ -8531,13 +7912,7 @@
         <w:pStyle w:val="BodyText"/>
       </w:pPr>
       <w:r>
-        <w:t xml:space="preserve">With respect to the plan itself, this Court follows an administrative law standard of review. Id. at 866. Thus, a plan is reviewed to determine whether the plan is reasonable and not arbitrary. Id.; Kenai Peninsula Borough v. State, 743 P.2d 1352, 1357</w:t>
-      </w:r>
-      <w:r>
-        <w:noBreakHyphen/>
-      </w:r>
-      <w:r>
-        <w:t xml:space="preserve">58 (Alaska 1987).</w:t>
+        <w:t xml:space="preserve">With respect to the plan itself, this Court follows an administrative law standard of review. Id. at 866. Thus, a plan is reviewed to determine whether the plan is reasonable and not arbitrary. Id.; Kenai Peninsula Borough v. State, 743 P.2d 1352, 1357-⁠58 (Alaska 1987).</w:t>
       </w:r>
     </w:p>
     <w:p>
@@ -8565,13 +7940,7 @@
         <w:pStyle w:val="BodyText"/>
       </w:pPr>
       <w:r>
-        <w:t xml:space="preserve">While this Court has the authority to ensure the Board’s choices did not violate the constitution, they cannot substitute their independent judgment for that of the Board. Kenai Peninsula Borough, 743 P.2d at 1357</w:t>
-      </w:r>
-      <w:r>
-        <w:noBreakHyphen/>
-      </w:r>
-      <w:r>
-        <w:t xml:space="preserve">1358. Moreover, this Court does not have the constitutional authority to decide what is preferable between alternative rational plans for redistricting. In re 2001 Redistricting Cases, 44 P.3d at 149 (Carpeneti, J., dissenting).</w:t>
+        <w:t xml:space="preserve">While this Court has the authority to ensure the Board’s choices did not violate the constitution, they cannot substitute their independent judgment for that of the Board. Kenai Peninsula Borough, 743 P.2d at 1357-⁠1358. Moreover, this Court does not have the constitutional authority to decide what is preferable between alternative rational plans for redistricting. In re 2001 Redistricting Cases, 44 P.3d at 149 (Carpeneti, J., dissenting).</w:t>
       </w:r>
     </w:p>
     <w:p>
@@ -9131,13 +8500,7 @@
         <w:t xml:space="preserve"> </w:t>
       </w:r>
       <w:r>
-        <w:t xml:space="preserve">[Id. at 132</w:t>
-      </w:r>
-      <w:r>
-        <w:noBreakHyphen/>
-      </w:r>
-      <w:r>
-        <w:t xml:space="preserve">33.] The Trial Court’s decision is erroneous as it misconstrues the requirements of the VRA, ignores both geographic and demographic realities, and is irreconcilable with the Trial Court’s own factual findings and legal conclusions.</w:t>
+        <w:t xml:space="preserve">[Id. at 132-⁠33.] The Trial Court’s decision is erroneous as it misconstrues the requirements of the VRA, ignores both geographic and demographic realities, and is irreconcilable with the Trial Court’s own factual findings and legal conclusions.</w:t>
       </w:r>
     </w:p>
     <w:p>
@@ -9835,13 +9198,7 @@
         <w:pStyle w:val="BodyText"/>
       </w:pPr>
       <w:r>
-        <w:t xml:space="preserve">The federal Voting Rights Act of 1965 was intended to protect the voting power of racial minorities. [Jt. Exc. 43</w:t>
-      </w:r>
-      <w:r>
-        <w:noBreakHyphen/>
-      </w:r>
-      <w:r>
-        <w:t xml:space="preserve">44.] Section 5 requires covered jurisdictions, such as Alaska, to prove their voting changes have</w:t>
+        <w:t xml:space="preserve">The federal Voting Rights Act of 1965 was intended to protect the voting power of racial minorities. [Jt. Exc. 43-⁠44.] Section 5 requires covered jurisdictions, such as Alaska, to prove their voting changes have</w:t>
       </w:r>
       <w:r>
         <w:t xml:space="preserve"> </w:t>
@@ -9889,13 +9246,7 @@
         <w:t xml:space="preserve"> </w:t>
       </w:r>
       <w:r>
-        <w:t xml:space="preserve">plan. DOJ Guidelines at 7470</w:t>
-      </w:r>
-      <w:r>
-        <w:noBreakHyphen/>
-      </w:r>
-      <w:r>
-        <w:t xml:space="preserve">7471. The DOJ also examines all the circumstances surrounding the adoption of the redistricting plan</w:t>
+        <w:t xml:space="preserve">plan. DOJ Guidelines at 7470-⁠7471. The DOJ also examines all the circumstances surrounding the adoption of the redistricting plan</w:t>
       </w:r>
       <w:r>
         <w:t xml:space="preserve"> </w:t>
@@ -9927,19 +9278,7 @@
         <w:t xml:space="preserve"> </w:t>
       </w:r>
       <w:r>
-        <w:t xml:space="preserve">for purposes of discriminatory effect, the DOJ’s retrogression analysis looks not only at whether a proposed redistricting plan contains the same number of minority election districts, but also whether there has been any significant decrease (or increase) in the percentage of minority voters within those districts. [Bd. Exc. 1078, 1080, 1086; TT 774:4</w:t>
-      </w:r>
-      <w:r>
-        <w:noBreakHyphen/>
-      </w:r>
-      <w:r>
-        <w:t xml:space="preserve">18; 880:2</w:t>
-      </w:r>
-      <w:r>
-        <w:noBreakHyphen/>
-      </w:r>
-      <w:r>
-        <w:t xml:space="preserve">9.] In fact, the DOJ Section 5 redistricting guidelines make clear that its analysis</w:t>
+        <w:t xml:space="preserve">for purposes of discriminatory effect, the DOJ’s retrogression analysis looks not only at whether a proposed redistricting plan contains the same number of minority election districts, but also whether there has been any significant decrease (or increase) in the percentage of minority voters within those districts. [Bd. Exc. 1078, 1080, 1086; TT 774:4-⁠18; 880:2-⁠9.] In fact, the DOJ Section 5 redistricting guidelines make clear that its analysis</w:t>
       </w:r>
       <w:r>
         <w:t xml:space="preserve"> </w:t>
@@ -10033,13 +9372,7 @@
         <w:pStyle w:val="BodyText"/>
       </w:pPr>
       <w:r>
-        <w:t xml:space="preserve">As to HD38 itself, Dr. Handley testified that in order for it be effective, it needed to be higher than 42% Alaska Native YAP but not as high as 50% because even though it contained portions of Benchmark HD6, it did not contain the non-Alaska Native villages that were not voting for the minority-preferred candidate. [TT 898:8</w:t>
-      </w:r>
-      <w:r>
-        <w:noBreakHyphen/>
-      </w:r>
-      <w:r>
-        <w:t xml:space="preserve">15.] She didn’t know the exact number, but she knew</w:t>
+        <w:t xml:space="preserve">As to HD38 itself, Dr. Handley testified that in order for it be effective, it needed to be higher than 42% Alaska Native YAP but not as high as 50% because even though it contained portions of Benchmark HD6, it did not contain the non-Alaska Native villages that were not voting for the minority-preferred candidate. [TT 898:8-⁠15.] She didn’t know the exact number, but she knew</w:t>
       </w:r>
       <w:r>
         <w:t xml:space="preserve"> </w:t>
@@ -10051,13 +9384,7 @@
         <w:t xml:space="preserve"> </w:t>
       </w:r>
       <w:r>
-        <w:t xml:space="preserve">[TT 898:20</w:t>
-      </w:r>
-      <w:r>
-        <w:noBreakHyphen/>
-      </w:r>
-      <w:r>
-        <w:t xml:space="preserve">23.] The Plaintiffs’ own VRA expert, Dr. Arrington, agreed with Dr. Handley’s advice, testifying that for HD 38</w:t>
+        <w:t xml:space="preserve">[TT 898:20-⁠23.] The Plaintiffs’ own VRA expert, Dr. Arrington, agreed with Dr. Handley’s advice, testifying that for HD 38</w:t>
       </w:r>
       <w:r>
         <w:t xml:space="preserve"> </w:t>
@@ -10081,13 +9408,7 @@
         <w:t xml:space="preserve"> </w:t>
       </w:r>
       <w:r>
-        <w:t xml:space="preserve">[TT 59:7</w:t>
-      </w:r>
-      <w:r>
-        <w:noBreakHyphen/>
-      </w:r>
-      <w:r>
-        <w:t xml:space="preserve">19.] HD38 has an Alaska Native VAP of 46.36%. [Bd. Exc. 1145.]</w:t>
+        <w:t xml:space="preserve">[TT 59:7-⁠19.] HD38 has an Alaska Native VAP of 46.36%. [Bd. Exc. 1145.]</w:t>
       </w:r>
     </w:p>
     <w:p>
@@ -10441,13 +9762,7 @@
         <w:pStyle w:val="BodyText"/>
       </w:pPr>
       <w:r>
-        <w:t xml:space="preserve">Id. at 51</w:t>
-      </w:r>
-      <w:r>
-        <w:noBreakHyphen/>
-      </w:r>
-      <w:r>
-        <w:t xml:space="preserve">52 (emphasis added, footnotes omitted).</w:t>
+        <w:t xml:space="preserve">Id. at 51-⁠52 (emphasis added, footnotes omitted).</w:t>
       </w:r>
     </w:p>
     <w:p>
@@ -10479,13 +9794,7 @@
         <w:t xml:space="preserve"> </w:t>
       </w:r>
       <w:r>
-        <w:t xml:space="preserve">846 P.2d at 51</w:t>
-      </w:r>
-      <w:r>
-        <w:noBreakHyphen/>
-      </w:r>
-      <w:r>
-        <w:t xml:space="preserve">52. These two numbers are completely different for purposes of VRA compliance. The benchmark number is the percentage Native YAP in the old district with the current census numbers. DOJ Guidelines at 7471. [See also Bd. Exc. 1076.] The</w:t>
+        <w:t xml:space="preserve">846 P.2d at 51-⁠52. These two numbers are completely different for purposes of VRA compliance. The benchmark number is the percentage Native YAP in the old district with the current census numbers. DOJ Guidelines at 7471. [See also Bd. Exc. 1076.] The</w:t>
       </w:r>
       <w:r>
         <w:t xml:space="preserve"> </w:t>
@@ -10505,19 +9814,7 @@
         <w:pStyle w:val="BodyTextNote"/>
       </w:pPr>
       <w:r>
-        <w:t xml:space="preserve">Unlike the Board in Hickel, this Board actually had to decrease the Alaska Native YAP in the Benchmark districts across the State. [Bd. Exc. 1084</w:t>
-      </w:r>
-      <w:r>
-        <w:noBreakHyphen/>
-      </w:r>
-      <w:r>
-        <w:t xml:space="preserve">1085, 1086; TT 919:10</w:t>
-      </w:r>
-      <w:r>
-        <w:noBreakHyphen/>
-      </w:r>
-      <w:r>
-        <w:t xml:space="preserve">920:8.] The Benchmark has Alaska Native House districts with Native YAP of 83.44%, 82.67%, 63.60%, 49.97%, and 37.79%. [Bd. Exc. 1077.] The Proclamation Plan, on the other hand, has Alaska Native House districts with 71.45%, 67.09%, 62.22%, 46.63%, and 46.36% Alaska Native YAP. [Bd. Exc. 1145.]</w:t>
+        <w:t xml:space="preserve">Unlike the Board in Hickel, this Board actually had to decrease the Alaska Native YAP in the Benchmark districts across the State. [Bd. Exc. 1084-⁠1085, 1086; TT 919:10-⁠920:8.] The Benchmark has Alaska Native House districts with Native YAP of 83.44%, 82.67%, 63.60%, 49.97%, and 37.79%. [Bd. Exc. 1077.] The Proclamation Plan, on the other hand, has Alaska Native House districts with 71.45%, 67.09%, 62.22%, 46.63%, and 46.36% Alaska Native YAP. [Bd. Exc. 1145.]</w:t>
       </w:r>
       <w:r>
         <w:rPr>
@@ -10529,25 +9826,7 @@
         <w:t xml:space="preserve"> </w:t>
       </w:r>
       <w:r>
-        <w:t xml:space="preserve">In order to maintain the requisite number of Alaska Native districts, the Board had to both unpack and disperse the heavily Alaska Native populated districts as well as add non-Native population from an urban area in order to achieve deviations within tolerance of the federal equal protection requirement of one-person/​one-vote. [Jt. Exc. 129</w:t>
-      </w:r>
-      <w:r>
-        <w:noBreakHyphen/>
-      </w:r>
-      <w:r>
-        <w:t xml:space="preserve">30; Bd. Exc. 1001</w:t>
-      </w:r>
-      <w:r>
-        <w:noBreakHyphen/>
-      </w:r>
-      <w:r>
-        <w:t xml:space="preserve">1002, 1084, 1086, 1145, 1240</w:t>
-      </w:r>
-      <w:r>
-        <w:noBreakHyphen/>
-      </w:r>
-      <w:r>
-        <w:t xml:space="preserve">1241.]</w:t>
+        <w:t xml:space="preserve">In order to maintain the requisite number of Alaska Native districts, the Board had to both unpack and disperse the heavily Alaska Native populated districts as well as add non-Native population from an urban area in order to achieve deviations within tolerance of the federal equal protection requirement of one-person/​one-vote. [Jt. Exc. 129-⁠30; Bd. Exc. 1001-⁠1002, 1084, 1086, 1145, 1240-⁠1241.]</w:t>
       </w:r>
     </w:p>
     <w:p>
@@ -10637,31 +9916,7 @@
         <w:t xml:space="preserve"> </w:t>
       </w:r>
       <w:r>
-        <w:t xml:space="preserve">which was more compact and better integrated that still complied with the VRA. Such is not the case here. As explained in further detail below, it is impossible to create a non-retrogressive plan that complies with Section 5 of the VRA and strictly complies with all the requirements of the Alaska Constitution. [TT 201:18</w:t>
-      </w:r>
-      <w:r>
-        <w:noBreakHyphen/>
-      </w:r>
-      <w:r>
-        <w:t xml:space="preserve">23; 252:12</w:t>
-      </w:r>
-      <w:r>
-        <w:noBreakHyphen/>
-      </w:r>
-      <w:r>
-        <w:t xml:space="preserve">17; 402:18</w:t>
-      </w:r>
-      <w:r>
-        <w:noBreakHyphen/>
-      </w:r>
-      <w:r>
-        <w:t xml:space="preserve">403:16; 406:3</w:t>
-      </w:r>
-      <w:r>
-        <w:noBreakHyphen/>
-      </w:r>
-      <w:r>
-        <w:t xml:space="preserve">9.] Every plan either created by the Board or presented to the Board by private parties not only contained</w:t>
+        <w:t xml:space="preserve">which was more compact and better integrated that still complied with the VRA. Such is not the case here. As explained in further detail below, it is impossible to create a non-retrogressive plan that complies with Section 5 of the VRA and strictly complies with all the requirements of the Alaska Constitution. [TT 201:18-⁠23; 252:12-⁠17; 402:18-⁠403:16; 406:3-⁠9.] Every plan either created by the Board or presented to the Board by private parties not only contained</w:t>
       </w:r>
       <w:r>
         <w:t xml:space="preserve"> </w:t>
@@ -10673,13 +9928,7 @@
         <w:t xml:space="preserve"> </w:t>
       </w:r>
       <w:r>
-        <w:t xml:space="preserve">[Jt. Exc. 130 &amp; n.222], but also contained several districts whose configuration is either not compact, relatively socio-economically integrated, or both. [See Jt. Exc. 215</w:t>
-      </w:r>
-      <w:r>
-        <w:noBreakHyphen/>
-      </w:r>
-      <w:r>
-        <w:t xml:space="preserve">233.]</w:t>
+        <w:t xml:space="preserve">[Jt. Exc. 130 &amp; n.222], but also contained several districts whose configuration is either not compact, relatively socio-economically integrated, or both. [See Jt. Exc. 215-⁠233.]</w:t>
       </w:r>
     </w:p>
     <w:p>
@@ -10929,13 +10178,7 @@
         <w:t xml:space="preserve"> </w:t>
       </w:r>
       <w:r>
-        <w:t xml:space="preserve">test approach taken by the Trial Court to satisfy Section 5 of the VRA. ___ F. Supp. 2d. ___, 2011 WL 6440006, D.D.C., December 22, 2011 (No. CIV.A. 11</w:t>
-      </w:r>
-      <w:r>
-        <w:noBreakHyphen/>
-      </w:r>
-      <w:r>
-        <w:t xml:space="preserve">1303 TBG).</w:t>
+        <w:t xml:space="preserve">test approach taken by the Trial Court to satisfy Section 5 of the VRA. ___ F. Supp. 2d. ___, 2011 WL 6440006, D.D.C., December 22, 2011 (No. CIV.A. 11-⁠1303 TBG).</w:t>
       </w:r>
       <w:r>
         <w:rPr>
@@ -10970,13 +10213,7 @@
         <w:t xml:space="preserve">“effective”</w:t>
       </w:r>
       <w:r>
-        <w:t xml:space="preserve">) district based solely on whether it contained 40% Black VAP and 50% Hispanic YAP, ignoring all other factors. [Bd. Exc. 1336</w:t>
-      </w:r>
-      <w:r>
-        <w:noBreakHyphen/>
-      </w:r>
-      <w:r>
-        <w:t xml:space="preserve">1337.] The United States objected to this approach, arguing that a retrogression analysis requires a</w:t>
+        <w:t xml:space="preserve">) district based solely on whether it contained 40% Black VAP and 50% Hispanic YAP, ignoring all other factors. [Bd. Exc. 1336-⁠1337.] The United States objected to this approach, arguing that a retrogression analysis requires a</w:t>
       </w:r>
       <w:r>
         <w:t xml:space="preserve"> </w:t>
@@ -11032,13 +10269,7 @@
         <w:t xml:space="preserve"> </w:t>
       </w:r>
       <w:r>
-        <w:t xml:space="preserve">[Id. at 1348</w:t>
-      </w:r>
-      <w:r>
-        <w:noBreakHyphen/>
-      </w:r>
-      <w:r>
-        <w:t xml:space="preserve">1349.] Relying upon the United States Supreme Court’s Section 5 decisions, the DC Court noted that demographics alone cannot determine whether a district provides minorities with an effective exercise of the electoral franchise or diminishes such opportunity within the meaning of Section 5. [Id. 1351.]</w:t>
+        <w:t xml:space="preserve">[Id. at 1348-⁠1349.] Relying upon the United States Supreme Court’s Section 5 decisions, the DC Court noted that demographics alone cannot determine whether a district provides minorities with an effective exercise of the electoral franchise or diminishes such opportunity within the meaning of Section 5. [Id. 1351.]</w:t>
       </w:r>
     </w:p>
     <w:p>
@@ -11586,13 +10817,7 @@
         <w:pStyle w:val="BodyText"/>
       </w:pPr>
       <w:r>
-        <w:t xml:space="preserve">Demographically, the location of the Alaska Native and non-Native population in Alaska makes it impossible to comply with the Trial Court’s ruling and state constitutional redistricting requirements. The Alaska Native VAP numbers in some of the effective districts are simply a result of demographic realities. The fact is more Alaska Natives live in the Northern, Western, and Interior Alaska than non-Natives. [Bd. Exc. 1087</w:t>
-      </w:r>
-      <w:r>
-        <w:noBreakHyphen/>
-      </w:r>
-      <w:r>
-        <w:t xml:space="preserve">1090.] In order to decrease the Alaska Native YAP in the rural Alaska Native districts, the Board would have to take more non-Native population out of urban areas. Not only would such configurations jeopardize the effectiveness of the Alaska Native districts and thus preclearance, but every such district would violate the state constitutional redistricting requirements.</w:t>
+        <w:t xml:space="preserve">Demographically, the location of the Alaska Native and non-Native population in Alaska makes it impossible to comply with the Trial Court’s ruling and state constitutional redistricting requirements. The Alaska Native VAP numbers in some of the effective districts are simply a result of demographic realities. The fact is more Alaska Natives live in the Northern, Western, and Interior Alaska than non-Natives. [Bd. Exc. 1087-⁠1090.] In order to decrease the Alaska Native YAP in the rural Alaska Native districts, the Board would have to take more non-Native population out of urban areas. Not only would such configurations jeopardize the effectiveness of the Alaska Native districts and thus preclearance, but every such district would violate the state constitutional redistricting requirements.</w:t>
       </w:r>
     </w:p>
     <w:p>
@@ -11652,13 +10877,7 @@
         <w:t xml:space="preserve"> </w:t>
       </w:r>
       <w:r>
-        <w:t xml:space="preserve">[Jt. Exc. 215</w:t>
-      </w:r>
-      <w:r>
-        <w:noBreakHyphen/>
-      </w:r>
-      <w:r>
-        <w:t xml:space="preserve">233.] Moreover, if the five effective House districts can only have a maximum of 42% Alaska Native VAP, it would be impossible to create a third effective Senate district. A Senate district must be comprised of two contiguous House districts. Alaska Const. art. VI, sec. 6. The average of the two House districts combined to make an effective Senate district requires at least 42% Alaska Native VAP. Under the benchmark, however, there only needs to be five effective House districts. [Jt. Exc. 104.] This means one effective House district must be combined with a non-effective House district that will have less than 42% Alaska Native VAP. In other words, the Trial Court’s rationale creates a classic</w:t>
+        <w:t xml:space="preserve">[Jt. Exc. 215-⁠233.] Moreover, if the five effective House districts can only have a maximum of 42% Alaska Native VAP, it would be impossible to create a third effective Senate district. A Senate district must be comprised of two contiguous House districts. Alaska Const. art. VI, sec. 6. The average of the two House districts combined to make an effective Senate district requires at least 42% Alaska Native VAP. Under the benchmark, however, there only needs to be five effective House districts. [Jt. Exc. 104.] This means one effective House district must be combined with a non-effective House district that will have less than 42% Alaska Native VAP. In other words, the Trial Court’s rationale creates a classic</w:t>
       </w:r>
       <w:r>
         <w:t xml:space="preserve"> </w:t>
@@ -11672,13 +10891,7 @@
         <w:pStyle w:val="BodyText"/>
       </w:pPr>
       <w:r>
-        <w:t xml:space="preserve">Even more confusing is the Trial Court’s recognition that the Native VAP in HD36 is higher than required in order to create a third effective Senate seat, Senate District R. [Jt. Exc. 128 n.213; Bd. Exc. 1145, 1156</w:t>
-      </w:r>
-      <w:r>
-        <w:noBreakHyphen/>
-      </w:r>
-      <w:r>
-        <w:t xml:space="preserve">1157.] Yet the court ultimately found it</w:t>
+        <w:t xml:space="preserve">Even more confusing is the Trial Court’s recognition that the Native VAP in HD36 is higher than required in order to create a third effective Senate seat, Senate District R. [Jt. Exc. 128 n.213; Bd. Exc. 1145, 1156-⁠1157.] Yet the court ultimately found it</w:t>
       </w:r>
       <w:r>
         <w:t xml:space="preserve"> </w:t>
@@ -11690,13 +10903,7 @@
         <w:t xml:space="preserve"> </w:t>
       </w:r>
       <w:r>
-        <w:t xml:space="preserve">[Jt. Exc. 132</w:t>
-      </w:r>
-      <w:r>
-        <w:noBreakHyphen/>
-      </w:r>
-      <w:r>
-        <w:t xml:space="preserve">33.] The Trial Court’s contradictions are impossible to decipher. If HD36 had to have a higher Native VAP in order to create an effective Senate district, then is HD36 necessary under the VRA? And if it is, then how did the Trial Court conclude HD38 was not necessary because all of the Native districts have a higher Native YAP than necessary?</w:t>
+        <w:t xml:space="preserve">[Jt. Exc. 132-⁠33.] The Trial Court’s contradictions are impossible to decipher. If HD36 had to have a higher Native VAP in order to create an effective Senate district, then is HD36 necessary under the VRA? And if it is, then how did the Trial Court conclude HD38 was not necessary because all of the Native districts have a higher Native YAP than necessary?</w:t>
       </w:r>
     </w:p>
     <w:p>
@@ -11924,37 +11131,7 @@
         <w:pStyle w:val="BodyText"/>
       </w:pPr>
       <w:r>
-        <w:t xml:space="preserve">The Trial Court agrees with Dr. Handley’s analysis that 42% Alaska Native YAP would provide Alaska Natives with the ability to elect their candidate of choice in most of the effective Alaska Native House districts. [Jt. Exc. 122</w:t>
-      </w:r>
-      <w:r>
-        <w:noBreakHyphen/>
-      </w:r>
-      <w:r>
-        <w:t xml:space="preserve">123; Bd. Exc. 1074.] Dr. Handley’s RBV analysis also found that Benchmark HD6 needs approximately 50% Alaska Native VAP due to racially polarized voting in that district over the last ten years. [Bd. Exc. 1074</w:t>
-      </w:r>
-      <w:r>
-        <w:noBreakHyphen/>
-      </w:r>
-      <w:r>
-        <w:t xml:space="preserve">1075; TT 770:6</w:t>
-      </w:r>
-      <w:r>
-        <w:noBreakHyphen/>
-      </w:r>
-      <w:r>
-        <w:t xml:space="preserve">11; 888:2</w:t>
-      </w:r>
-      <w:r>
-        <w:noBreakHyphen/>
-      </w:r>
-      <w:r>
-        <w:t xml:space="preserve">4.] The Trial Court correctly recognizes a portion of Benchmark HD6 is included in HD38. [Jt. Exc. 128</w:t>
-      </w:r>
-      <w:r>
-        <w:noBreakHyphen/>
-      </w:r>
-      <w:r>
-        <w:t xml:space="preserve">129.] When taking into consideration the Alaska Native YAP the Trial Court considers</w:t>
+        <w:t xml:space="preserve">The Trial Court agrees with Dr. Handley’s analysis that 42% Alaska Native YAP would provide Alaska Natives with the ability to elect their candidate of choice in most of the effective Alaska Native House districts. [Jt. Exc. 122-⁠123; Bd. Exc. 1074.] Dr. Handley’s RBV analysis also found that Benchmark HD6 needs approximately 50% Alaska Native VAP due to racially polarized voting in that district over the last ten years. [Bd. Exc. 1074-⁠1075; TT 770:6-⁠11; 888:2-⁠4.] The Trial Court correctly recognizes a portion of Benchmark HD6 is included in HD38. [Jt. Exc. 128-⁠129.] When taking into consideration the Alaska Native YAP the Trial Court considers</w:t>
       </w:r>
       <w:r>
         <w:t xml:space="preserve"> </w:t>
@@ -11990,13 +11167,7 @@
         <w:t xml:space="preserve"> </w:t>
       </w:r>
       <w:r>
-        <w:t xml:space="preserve">[TT 59:7</w:t>
-      </w:r>
-      <w:r>
-        <w:noBreakHyphen/>
-      </w:r>
-      <w:r>
-        <w:t xml:space="preserve">19.] The Alaska Native VAP in HD38 is 46.36%. [Bd. Exc. 1145.] Thus, even under the trial court’s incorrect reasoning, HD38 is necessary under the VRA as it only contains the minimum Alaska Native YAP needed to be effective. The Trial Court’s conclusion that the configuration of HD38 is not necessary in order to comply with the VRA is wrong even under its own flawed logic.</w:t>
+        <w:t xml:space="preserve">[TT 59:7-⁠19.] The Alaska Native VAP in HD38 is 46.36%. [Bd. Exc. 1145.] Thus, even under the trial court’s incorrect reasoning, HD38 is necessary under the VRA as it only contains the minimum Alaska Native YAP needed to be effective. The Trial Court’s conclusion that the configuration of HD38 is not necessary in order to comply with the VRA is wrong even under its own flawed logic.</w:t>
       </w:r>
     </w:p>
     <w:p>
@@ -12796,13 +11967,7 @@
         <w:t xml:space="preserve"> </w:t>
       </w:r>
       <w:r>
-        <w:t xml:space="preserve">[Jt. Exc. 128 n.213], the Trial Court still inexplicably concludes it cannot find HD</w:t>
-      </w:r>
-      <w:r>
-        <w:noBreakHyphen/>
-      </w:r>
-      <w:r>
-        <w:t xml:space="preserve">37 is necessary under the VRA</w:t>
+        <w:t xml:space="preserve">[Jt. Exc. 128 n.213], the Trial Court still inexplicably concludes it cannot find HD-⁠37 is necessary under the VRA</w:t>
       </w:r>
       <w:r>
         <w:t xml:space="preserve"> </w:t>
@@ -13440,19 +12605,7 @@
         <w:pStyle w:val="BodyTextNote"/>
       </w:pPr>
       <w:r>
-        <w:t xml:space="preserve">Whether or not a plan is retrogressive is only part of the DOJ analysis in determining whether a plan complies with Section 5 of the VRA. The DOJ also looks at whether there was intentional discrimination. DOJ Guidelines at 7470</w:t>
-      </w:r>
-      <w:r>
-        <w:noBreakHyphen/>
-      </w:r>
-      <w:r>
-        <w:t xml:space="preserve">7471. [See also TT 802:12</w:t>
-      </w:r>
-      <w:r>
-        <w:noBreakHyphen/>
-      </w:r>
-      <w:r>
-        <w:t xml:space="preserve">803:4.] In so doing, the DOJ examines the circumstances surrounding a redistricting plan for any direct or circumstantial evidence of any discriminatory purpose.</w:t>
+        <w:t xml:space="preserve">Whether or not a plan is retrogressive is only part of the DOJ analysis in determining whether a plan complies with Section 5 of the VRA. The DOJ also looks at whether there was intentional discrimination. DOJ Guidelines at 7470-⁠7471. [See also TT 802:12-⁠803:4.] In so doing, the DOJ examines the circumstances surrounding a redistricting plan for any direct or circumstantial evidence of any discriminatory purpose.</w:t>
       </w:r>
       <w:r>
         <w:rPr>
@@ -13472,43 +12625,7 @@
         <w:pStyle w:val="BodyText"/>
       </w:pPr>
       <w:r>
-        <w:t xml:space="preserve">The Board knew the DOJ would pay particular attention to the public comments the Board received from Alaska Natives, whether they approved or disapproved of the plan, and whether or not the Board took Alaska Native concerns into consideration when drawing the plan. 28 C.F.R. § 51.57-⁠51.59. [See also TT 192:4</w:t>
-      </w:r>
-      <w:r>
-        <w:noBreakHyphen/>
-      </w:r>
-      <w:r>
-        <w:t xml:space="preserve">14; 220:8</w:t>
-      </w:r>
-      <w:r>
-        <w:noBreakHyphen/>
-      </w:r>
-      <w:r>
-        <w:t xml:space="preserve">24; 581:1</w:t>
-      </w:r>
-      <w:r>
-        <w:noBreakHyphen/>
-      </w:r>
-      <w:r>
-        <w:t xml:space="preserve">15; 925:16</w:t>
-      </w:r>
-      <w:r>
-        <w:noBreakHyphen/>
-      </w:r>
-      <w:r>
-        <w:t xml:space="preserve">926:2.] As a result, the Board actively sought input from the Alaska Native Community throughout the redistricting process and took their concerns into account when drafting election districts. [Bd. Exc. 1283, 1286, 1295.] Throughout the public hearing process, the Alaska Native community consistently informed the Board that one of their major concerns was the importance of avoiding pairing Alaska Native incumbents so as not to reduce the Alaska Native influence in the legislature. [Id; Bd. Exc. 1010, 1012</w:t>
-      </w:r>
-      <w:r>
-        <w:noBreakHyphen/>
-      </w:r>
-      <w:r>
-        <w:t xml:space="preserve">1015, 1017</w:t>
-      </w:r>
-      <w:r>
-        <w:noBreakHyphen/>
-      </w:r>
-      <w:r>
-        <w:t xml:space="preserve">1019.]</w:t>
+        <w:t xml:space="preserve">The Board knew the DOJ would pay particular attention to the public comments the Board received from Alaska Natives, whether they approved or disapproved of the plan, and whether or not the Board took Alaska Native concerns into consideration when drawing the plan. 28 C.F.R. § 51.57-⁠51.59. [See also TT 192:4-⁠14; 220:8-⁠24; 581:1-⁠15; 925:16-⁠926:2.] As a result, the Board actively sought input from the Alaska Native Community throughout the redistricting process and took their concerns into account when drafting election districts. [Bd. Exc. 1283, 1286, 1295.] Throughout the public hearing process, the Alaska Native community consistently informed the Board that one of their major concerns was the importance of avoiding pairing Alaska Native incumbents so as not to reduce the Alaska Native influence in the legislature. [Id; Bd. Exc. 1010, 1012-⁠1015, 1017-⁠1019.]</w:t>
       </w:r>
     </w:p>
     <w:p>
@@ -13540,61 +12657,7 @@
         <w:t xml:space="preserve"> </w:t>
       </w:r>
       <w:r>
-        <w:t xml:space="preserve">[Jt. Exc. 123.] Pairing a second Alaska Native leader such as Senator Hoffman was particularly disconcerting to the Board because it was already forced to unavoidably pair another Alaska Native incumbent senator, Senator Kookesh, in Southeast due to significant population loss. [Jt. Exc. 124 &amp; n.202.] This, coupled with the overwhelming objections from the Native community to specifically not pair Senator Hoffman [Jt. Exc. 126; Bd. Exc. 1121, 1020</w:t>
-      </w:r>
-      <w:r>
-        <w:noBreakHyphen/>
-      </w:r>
-      <w:r>
-        <w:t xml:space="preserve">1022, 1118</w:t>
-      </w:r>
-      <w:r>
-        <w:noBreakHyphen/>
-      </w:r>
-      <w:r>
-        <w:t xml:space="preserve">1119, 1120, 1122</w:t>
-      </w:r>
-      <w:r>
-        <w:noBreakHyphen/>
-      </w:r>
-      <w:r>
-        <w:t xml:space="preserve">1123, 1124</w:t>
-      </w:r>
-      <w:r>
-        <w:noBreakHyphen/>
-      </w:r>
-      <w:r>
-        <w:t xml:space="preserve">1125, 1126; TT 218:8</w:t>
-      </w:r>
-      <w:r>
-        <w:noBreakHyphen/>
-      </w:r>
-      <w:r>
-        <w:t xml:space="preserve">220:24; 252:4</w:t>
-      </w:r>
-      <w:r>
-        <w:noBreakHyphen/>
-      </w:r>
-      <w:r>
-        <w:t xml:space="preserve">14; 404:21</w:t>
-      </w:r>
-      <w:r>
-        <w:noBreakHyphen/>
-      </w:r>
-      <w:r>
-        <w:t xml:space="preserve">405:22; 579:17</w:t>
-      </w:r>
-      <w:r>
-        <w:noBreakHyphen/>
-      </w:r>
-      <w:r>
-        <w:t xml:space="preserve">581:15; 587:4</w:t>
-      </w:r>
-      <w:r>
-        <w:noBreakHyphen/>
-      </w:r>
-      <w:r>
-        <w:t xml:space="preserve">14], and the fact the Board had to substantially decrease the Alaska Native YAP in the effective districts from the benchmark, made the Board rightfully concerned about its ability to obtain preclearance.</w:t>
+        <w:t xml:space="preserve">[Jt. Exc. 123.] Pairing a second Alaska Native leader such as Senator Hoffman was particularly disconcerting to the Board because it was already forced to unavoidably pair another Alaska Native incumbent senator, Senator Kookesh, in Southeast due to significant population loss. [Jt. Exc. 124 &amp; n.202.] This, coupled with the overwhelming objections from the Native community to specifically not pair Senator Hoffman [Jt. Exc. 126; Bd. Exc. 1121, 1020-⁠1022, 1118-⁠1119, 1120, 1122-⁠1123, 1124-⁠1125, 1126; TT 218:8-⁠220:24; 252:4-⁠14; 404:21-⁠405:22; 579:17-⁠581:15; 587:4-⁠14], and the fact the Board had to substantially decrease the Alaska Native YAP in the effective districts from the benchmark, made the Board rightfully concerned about its ability to obtain preclearance.</w:t>
       </w:r>
     </w:p>
     <w:p>
@@ -13626,19 +12689,7 @@
         <w:t xml:space="preserve"> </w:t>
       </w:r>
       <w:r>
-        <w:t xml:space="preserve">[Jt. Exc. 124 &amp; n.201; TT 238:23</w:t>
-      </w:r>
-      <w:r>
-        <w:noBreakHyphen/>
-      </w:r>
-      <w:r>
-        <w:t xml:space="preserve">239:19; 595:8</w:t>
-      </w:r>
-      <w:r>
-        <w:noBreakHyphen/>
-      </w:r>
-      <w:r>
-        <w:t xml:space="preserve">19.]</w:t>
+        <w:t xml:space="preserve">[Jt. Exc. 124 &amp; n.201; TT 238:23-⁠239:19; 595:8-⁠19.]</w:t>
       </w:r>
     </w:p>
     <w:p>
@@ -13670,13 +12721,7 @@
         <w:t xml:space="preserve"> </w:t>
       </w:r>
       <w:r>
-        <w:t xml:space="preserve">[Jt. Exc. 124, 158</w:t>
-      </w:r>
-      <w:r>
-        <w:noBreakHyphen/>
-      </w:r>
-      <w:r>
-        <w:t xml:space="preserve">60.] The Trial Court provides no explanation for this contradiction. The Board suggests the Trial Court got it right the first time.</w:t>
+        <w:t xml:space="preserve">[Jt. Exc. 124, 158-⁠60.] The Trial Court provides no explanation for this contradiction. The Board suggests the Trial Court got it right the first time.</w:t>
       </w:r>
     </w:p>
     <w:p>
@@ -13812,61 +12857,7 @@
         <w:pStyle w:val="BodyTextNote"/>
       </w:pPr>
       <w:r>
-        <w:t xml:space="preserve">Second, because Senator Kookesh’s pairing was unavoidable, the Board received no objections or complaints to the pairing during the redistricting process. Nor were any complaints lodged with DOJ. Conversely, the Board received numerous objections from the Native community regarding the pairing of Senator Hoffman, as that pairing was not unavoidable. [Jt. Exc. 126; Bd. Exc. 1121, 1020</w:t>
-      </w:r>
-      <w:r>
-        <w:noBreakHyphen/>
-      </w:r>
-      <w:r>
-        <w:t xml:space="preserve">1022, 1118</w:t>
-      </w:r>
-      <w:r>
-        <w:noBreakHyphen/>
-      </w:r>
-      <w:r>
-        <w:t xml:space="preserve">1119, 1120, 1122</w:t>
-      </w:r>
-      <w:r>
-        <w:noBreakHyphen/>
-      </w:r>
-      <w:r>
-        <w:t xml:space="preserve">1123, 1124</w:t>
-      </w:r>
-      <w:r>
-        <w:noBreakHyphen/>
-      </w:r>
-      <w:r>
-        <w:t xml:space="preserve">1125, 1126; TT 218:8</w:t>
-      </w:r>
-      <w:r>
-        <w:noBreakHyphen/>
-      </w:r>
-      <w:r>
-        <w:t xml:space="preserve">220:24; 252:4</w:t>
-      </w:r>
-      <w:r>
-        <w:noBreakHyphen/>
-      </w:r>
-      <w:r>
-        <w:t xml:space="preserve">14; 404:21</w:t>
-      </w:r>
-      <w:r>
-        <w:noBreakHyphen/>
-      </w:r>
-      <w:r>
-        <w:t xml:space="preserve">405:22; 579:17</w:t>
-      </w:r>
-      <w:r>
-        <w:noBreakHyphen/>
-      </w:r>
-      <w:r>
-        <w:t xml:space="preserve">581:15; 587:4</w:t>
-      </w:r>
-      <w:r>
-        <w:noBreakHyphen/>
-      </w:r>
-      <w:r>
-        <w:t xml:space="preserve">14.] The Board’s decision not to pair Senator Hoffman was justifiable and necessary in order to create a plan that provided the Board with the best opportunity to obtain preclearance from the DOJ.</w:t>
+        <w:t xml:space="preserve">Second, because Senator Kookesh’s pairing was unavoidable, the Board received no objections or complaints to the pairing during the redistricting process. Nor were any complaints lodged with DOJ. Conversely, the Board received numerous objections from the Native community regarding the pairing of Senator Hoffman, as that pairing was not unavoidable. [Jt. Exc. 126; Bd. Exc. 1121, 1020-⁠1022, 1118-⁠1119, 1120, 1122-⁠1123, 1124-⁠1125, 1126; TT 218:8-⁠220:24; 252:4-⁠14; 404:21-⁠405:22; 579:17-⁠581:15; 587:4-⁠14.] The Board’s decision not to pair Senator Hoffman was justifiable and necessary in order to create a plan that provided the Board with the best opportunity to obtain preclearance from the DOJ.</w:t>
       </w:r>
       <w:r>
         <w:rPr>
@@ -13992,13 +12983,7 @@
         <w:t xml:space="preserve"> </w:t>
       </w:r>
       <w:r>
-        <w:t xml:space="preserve">conclusion is supported by the fact that the Proclamation Plan obtained preclearance despite an objection from the Aleut Corporation. [Jt. Exc. 126</w:t>
-      </w:r>
-      <w:r>
-        <w:noBreakHyphen/>
-      </w:r>
-      <w:r>
-        <w:t xml:space="preserve">27 &amp; n.207; Bd. Exc. 1248.] There are, however, several problems with the court’s reliance on this letter.</w:t>
+        <w:t xml:space="preserve">conclusion is supported by the fact that the Proclamation Plan obtained preclearance despite an objection from the Aleut Corporation. [Jt. Exc. 126-⁠27 &amp; n.207; Bd. Exc. 1248.] There are, however, several problems with the court’s reliance on this letter.</w:t>
       </w:r>
     </w:p>
     <w:p>
@@ -14006,13 +12991,7 @@
         <w:pStyle w:val="BodyTextNote"/>
       </w:pPr>
       <w:r>
-        <w:t xml:space="preserve">Initially, there is no evidence in the record (and the Plaintiffs offered no proof) that this letter was actually submitted to DOJ. The Board submitted a continuing FOIA request to the DOJ throughout the preclearance process, requesting copies of any comments regarding the Board’s Proclamation Plan. [TT 591:3</w:t>
-      </w:r>
-      <w:r>
-        <w:noBreakHyphen/>
-      </w:r>
-      <w:r>
-        <w:t xml:space="preserve">16.] The Board never received a copy of the Aleut Corporation’s letter in response to its FOIA requests. [Id.]</w:t>
+        <w:t xml:space="preserve">Initially, there is no evidence in the record (and the Plaintiffs offered no proof) that this letter was actually submitted to DOJ. The Board submitted a continuing FOIA request to the DOJ throughout the preclearance process, requesting copies of any comments regarding the Board’s Proclamation Plan. [TT 591:3-⁠16.] The Board never received a copy of the Aleut Corporation’s letter in response to its FOIA requests. [Id.]</w:t>
       </w:r>
       <w:r>
         <w:rPr>
@@ -14074,13 +13053,7 @@
         <w:t xml:space="preserve"> </w:t>
       </w:r>
       <w:r>
-        <w:t xml:space="preserve">[Jt. Exc. 127] ignores legal and factual realities. Reduced to its essence, the Trial Court seeks to substitute its judgment for that of the Board as to how to best comply with the VRA. However, such is not the job of the Trial Court. E.g. Kenai Peninsula Borough, 743 P.2d at 1357</w:t>
-      </w:r>
-      <w:r>
-        <w:noBreakHyphen/>
-      </w:r>
-      <w:r>
-        <w:t xml:space="preserve">1358.</w:t>
+        <w:t xml:space="preserve">[Jt. Exc. 127] ignores legal and factual realities. Reduced to its essence, the Trial Court seeks to substitute its judgment for that of the Board as to how to best comply with the VRA. However, such is not the job of the Trial Court. E.g. Kenai Peninsula Borough, 743 P.2d at 1357-⁠1358.</w:t>
       </w:r>
     </w:p>
     <w:p>
@@ -14569,19 +13542,7 @@
         <w:t xml:space="preserve"> </w:t>
       </w:r>
       <w:r>
-        <w:t xml:space="preserve">[Jt. Exc. 1</w:t>
-      </w:r>
-      <w:r>
-        <w:noBreakHyphen/>
-      </w:r>
-      <w:r>
-        <w:t xml:space="preserve">236] provides a thorough overview background of this case. The Court is also referred to the Board’s Trial Brief, which provides an exhaustive statement of the undisputed facts. [Bd. Exc. 1275</w:t>
-      </w:r>
-      <w:r>
-        <w:noBreakHyphen/>
-      </w:r>
-      <w:r>
-        <w:t xml:space="preserve">1288.]</w:t>
+        <w:t xml:space="preserve">[Jt. Exc. 1-⁠236] provides a thorough overview background of this case. The Court is also referred to the Board’s Trial Brief, which provides an exhaustive statement of the undisputed facts. [Bd. Exc. 1275-⁠1288.]</w:t>
       </w:r>
     </w:p>
   </w:footnote>
@@ -14600,13 +13561,7 @@
         <w:t xml:space="preserve"> </w:t>
       </w:r>
       <w:r>
-        <w:t xml:space="preserve">The Plaintiffs’ own VRA expert, Dr. Arrington, agreed with Dr. Handley’s assessment of the difficulty faced by the Board in complying with Section 5 of the VRA. [Bd. Exc. 1257</w:t>
-      </w:r>
-      <w:r>
-        <w:noBreakHyphen/>
-      </w:r>
-      <w:r>
-        <w:t xml:space="preserve">1258.] Further complicating matters was the fact that going into this redistricting cycle, it was unclear, even to VRA experts, exactly what position DOJ would take regarding the U.S. Supreme Court’s decision in</w:t>
+        <w:t xml:space="preserve">The Plaintiffs’ own VRA expert, Dr. Arrington, agreed with Dr. Handley’s assessment of the difficulty faced by the Board in complying with Section 5 of the VRA. [Bd. Exc. 1257-⁠1258.] Further complicating matters was the fact that going into this redistricting cycle, it was unclear, even to VRA experts, exactly what position DOJ would take regarding the U.S. Supreme Court’s decision in</w:t>
       </w:r>
       <w:r>
         <w:t xml:space="preserve"> </w:t>
@@ -14619,13 +13574,7 @@
         <w:t xml:space="preserve">Bartlett v. Strickland</w:t>
       </w:r>
       <w:r>
-        <w:t xml:space="preserve">, 556 U.S. 1 (2009). In that case, the Supreme Court held in a 5</w:t>
-      </w:r>
-      <w:r>
-        <w:noBreakHyphen/>
-      </w:r>
-      <w:r>
-        <w:t xml:space="preserve">4 plurality opinion that Section 2 of the Voting Rights Act does not require the drawing of a minority district in which the minority group is less than 50 percent of the district’s voting age population.</w:t>
+        <w:t xml:space="preserve">, 556 U.S. 1 (2009). In that case, the Supreme Court held in a 5-⁠4 plurality opinion that Section 2 of the Voting Rights Act does not require the drawing of a minority district in which the minority group is less than 50 percent of the district’s voting age population.</w:t>
       </w:r>
       <w:r>
         <w:t xml:space="preserve"> </w:t>
@@ -14714,13 +13663,7 @@
         <w:t xml:space="preserve"> </w:t>
       </w:r>
       <w:r>
-        <w:t xml:space="preserve">A copy of the DOJ Guidelines can be found at Bd. Exc. 1003</w:t>
-      </w:r>
-      <w:r>
-        <w:noBreakHyphen/>
-      </w:r>
-      <w:r>
-        <w:t xml:space="preserve">1007.</w:t>
+        <w:t xml:space="preserve">A copy of the DOJ Guidelines can be found at Bd. Exc. 1003-⁠1007.</w:t>
       </w:r>
     </w:p>
   </w:footnote>
@@ -14751,37 +13694,7 @@
         <w:t xml:space="preserve"> </w:t>
       </w:r>
       <w:r>
-        <w:t xml:space="preserve">to create an effective Alaska Native district at that time. The 2002 plan had House districts with total Alaska Native YAPs of (1) 81.13% (HD</w:t>
-      </w:r>
-      <w:r>
-        <w:noBreakHyphen/>
-      </w:r>
-      <w:r>
-        <w:t xml:space="preserve">38); (2) 79.72% (HD</w:t>
-      </w:r>
-      <w:r>
-        <w:noBreakHyphen/>
-      </w:r>
-      <w:r>
-        <w:t xml:space="preserve">39); (3) 73.05% (HD</w:t>
-      </w:r>
-      <w:r>
-        <w:noBreakHyphen/>
-      </w:r>
-      <w:r>
-        <w:t xml:space="preserve">40); (4) 51.67% (HD</w:t>
-      </w:r>
-      <w:r>
-        <w:noBreakHyphen/>
-      </w:r>
-      <w:r>
-        <w:t xml:space="preserve">6); and (5) 38.63% (HD</w:t>
-      </w:r>
-      <w:r>
-        <w:noBreakHyphen/>
-      </w:r>
-      <w:r>
-        <w:t xml:space="preserve">37). [Bd. Exc. 1002.] The Senate districts had total Alaska Native YAPs of (1) 76.41% (SD-T); (2) 57.54% (SD-S); and 42.45% (SD-C). [Bd. Exc. 1001.] In at least four election districts, the 2002 plan created Native districts with higher percentages of Alaska Native YAP than the 2002 Benchmark. Two House districts had a Native YAP that was 8.03% and 5.34% higher than the comparable 2002 Benchmark districts. Two Senate districts had Alaska Native VAP that was 6.6% and 2.23% higher than the comparable 2002 Benchmark.</w:t>
+        <w:t xml:space="preserve">to create an effective Alaska Native district at that time. The 2002 plan had House districts with total Alaska Native YAPs of (1) 81.13% (HD-⁠38); (2) 79.72% (HD-⁠39); (3) 73.05% (HD-⁠40); (4) 51.67% (HD-⁠6); and (5) 38.63% (HD-⁠37). [Bd. Exc. 1002.] The Senate districts had total Alaska Native YAPs of (1) 76.41% (SD-T); (2) 57.54% (SD-S); and 42.45% (SD-C). [Bd. Exc. 1001.] In at least four election districts, the 2002 plan created Native districts with higher percentages of Alaska Native YAP than the 2002 Benchmark. Two House districts had a Native YAP that was 8.03% and 5.34% higher than the comparable 2002 Benchmark districts. Two Senate districts had Alaska Native VAP that was 6.6% and 2.23% higher than the comparable 2002 Benchmark.</w:t>
       </w:r>
     </w:p>
   </w:footnote>
@@ -14893,31 +13806,7 @@
         <w:t xml:space="preserve"> </w:t>
       </w:r>
       <w:r>
-        <w:t xml:space="preserve">The Board was aware that the effect on Alaska Native incumbents of any plan it adopted was of concern for the DOJ when reviewing submissions for preclearance under Section 5 of the VRA. [Bd. Exc. 1295.] The Board also knew the DOJ would pay particular attention to the public comments the Board received from Alaska Natives, whether they approved or disapproved of the plan, and whether or not the Board took Alaska Native concerns into consideration when drawing the plan. 28 C.F.R. § 51.57-⁠51.59. As a result, the Board actively sought input from the Alaska Native community throughout the redistricting process and took their concerns into account when drafting election districts. [Bd. Exc. 1295.] At trial, Dr. Handley testified even though the TB Plan was not retrogressive by the numbers, it might still have not passed VRA review because the Alaska Natives did not like it. [TT 918:3</w:t>
-      </w:r>
-      <w:r>
-        <w:noBreakHyphen/>
-      </w:r>
-      <w:r>
-        <w:t xml:space="preserve">9, 18</w:t>
-      </w:r>
-      <w:r>
-        <w:noBreakHyphen/>
-      </w:r>
-      <w:r>
-        <w:t xml:space="preserve">23; 924:17</w:t>
-      </w:r>
-      <w:r>
-        <w:noBreakHyphen/>
-      </w:r>
-      <w:r>
-        <w:t xml:space="preserve">926:2; 947:10</w:t>
-      </w:r>
-      <w:r>
-        <w:noBreakHyphen/>
-      </w:r>
-      <w:r>
-        <w:t xml:space="preserve">14.]</w:t>
+        <w:t xml:space="preserve">The Board was aware that the effect on Alaska Native incumbents of any plan it adopted was of concern for the DOJ when reviewing submissions for preclearance under Section 5 of the VRA. [Bd. Exc. 1295.] The Board also knew the DOJ would pay particular attention to the public comments the Board received from Alaska Natives, whether they approved or disapproved of the plan, and whether or not the Board took Alaska Native concerns into consideration when drawing the plan. 28 C.F.R. § 51.57-⁠51.59. As a result, the Board actively sought input from the Alaska Native community throughout the redistricting process and took their concerns into account when drafting election districts. [Bd. Exc. 1295.] At trial, Dr. Handley testified even though the TB Plan was not retrogressive by the numbers, it might still have not passed VRA review because the Alaska Natives did not like it. [TT 918:3-⁠9, 18-⁠23; 924:17-⁠926:2; 947:10-⁠14.]</w:t>
       </w:r>
     </w:p>
   </w:footnote>
@@ -14955,55 +13844,7 @@
         <w:t xml:space="preserve"> </w:t>
       </w:r>
       <w:r>
-        <w:t xml:space="preserve">At trial, Dr. Handley further explained that based on her analysis of Alaska Native voting patterns undertaken as part of her RBV analysis, Alaska Natives overwhelmingly vote Democratic. [Jt. Exc. 131; TT 795:23</w:t>
-      </w:r>
-      <w:r>
-        <w:noBreakHyphen/>
-      </w:r>
-      <w:r>
-        <w:t xml:space="preserve">796:3, 11</w:t>
-      </w:r>
-      <w:r>
-        <w:noBreakHyphen/>
-      </w:r>
-      <w:r>
-        <w:t xml:space="preserve">14, 23</w:t>
-      </w:r>
-      <w:r>
-        <w:noBreakHyphen/>
-      </w:r>
-      <w:r>
-        <w:t xml:space="preserve">25; 797:6</w:t>
-      </w:r>
-      <w:r>
-        <w:noBreakHyphen/>
-      </w:r>
-      <w:r>
-        <w:t xml:space="preserve">8; 848:8</w:t>
-      </w:r>
-      <w:r>
-        <w:noBreakHyphen/>
-      </w:r>
-      <w:r>
-        <w:t xml:space="preserve">9, 21</w:t>
-      </w:r>
-      <w:r>
-        <w:noBreakHyphen/>
-      </w:r>
-      <w:r>
-        <w:t xml:space="preserve">22; 849:16</w:t>
-      </w:r>
-      <w:r>
-        <w:noBreakHyphen/>
-      </w:r>
-      <w:r>
-        <w:t xml:space="preserve">19; 857:18</w:t>
-      </w:r>
-      <w:r>
-        <w:noBreakHyphen/>
-      </w:r>
-      <w:r>
-        <w:t xml:space="preserve">22.] The Plaintiffs’ own Voting Rights Act expert, Dr. Arrington, testified that he completely agreed with Dr. Handley’s analysis and reasoning that when adding urban population to rural Alaska Native Districts</w:t>
+        <w:t xml:space="preserve">At trial, Dr. Handley further explained that based on her analysis of Alaska Native voting patterns undertaken as part of her RBV analysis, Alaska Natives overwhelmingly vote Democratic. [Jt. Exc. 131; TT 795:23-⁠796:3, 11-⁠14, 23-⁠25; 797:6-⁠8; 848:8-⁠9, 21-⁠22; 849:16-⁠19; 857:18-⁠22.] The Plaintiffs’ own Voting Rights Act expert, Dr. Arrington, testified that he completely agreed with Dr. Handley’s analysis and reasoning that when adding urban population to rural Alaska Native Districts</w:t>
       </w:r>
       <w:r>
         <w:t xml:space="preserve"> </w:t>
@@ -15015,13 +13856,7 @@
         <w:t xml:space="preserve"> </w:t>
       </w:r>
       <w:r>
-        <w:t xml:space="preserve">because adding Democrats potentially increases the effectiveness of the district. [Jt. Exc. 132; Bd. Exc. 1260</w:t>
-      </w:r>
-      <w:r>
-        <w:noBreakHyphen/>
-      </w:r>
-      <w:r>
-        <w:t xml:space="preserve">1264.]</w:t>
+        <w:t xml:space="preserve">because adding Democrats potentially increases the effectiveness of the district. [Jt. Exc. 132; Bd. Exc. 1260-⁠1264.]</w:t>
       </w:r>
     </w:p>
   </w:footnote>
@@ -15052,13 +13887,7 @@
         <w:t xml:space="preserve"> </w:t>
       </w:r>
       <w:r>
-        <w:t xml:space="preserve">[Jt. Exc. 132</w:t>
-      </w:r>
-      <w:r>
-        <w:noBreakHyphen/>
-      </w:r>
-      <w:r>
-        <w:t xml:space="preserve">133.] Second, it found that the configuration of HD38</w:t>
+        <w:t xml:space="preserve">[Jt. Exc. 132-⁠133.] Second, it found that the configuration of HD38</w:t>
       </w:r>
       <w:r>
         <w:t xml:space="preserve"> </w:t>
@@ -15113,19 +13942,7 @@
         <w:t xml:space="preserve"> </w:t>
       </w:r>
       <w:r>
-        <w:t xml:space="preserve">The Plaintiffs’ own VRA expert, Dr. Arrington, agreed that when seeking preclearance from DOJ you want to present the strongest plan. [Bd. Exc. 1271:22</w:t>
-      </w:r>
-      <w:r>
-        <w:noBreakHyphen/>
-      </w:r>
-      <w:r>
-        <w:t xml:space="preserve">1272:5; TT 87:13</w:t>
-      </w:r>
-      <w:r>
-        <w:noBreakHyphen/>
-      </w:r>
-      <w:r>
-        <w:t xml:space="preserve">20.]</w:t>
+        <w:t xml:space="preserve">The Plaintiffs’ own VRA expert, Dr. Arrington, agreed that when seeking preclearance from DOJ you want to present the strongest plan. [Bd. Exc. 1271:22-⁠1272:5; TT 87:13-⁠20.]</w:t>
       </w:r>
     </w:p>
   </w:footnote>
@@ -15175,13 +13992,7 @@
         <w:t xml:space="preserve"> </w:t>
       </w:r>
       <w:r>
-        <w:t xml:space="preserve">HD3 in Hickel separated the downtowns of Ketchikan and Sitka from the rest of the cities and combined those urban areas of Sitka and Ketchikan with small, rural Native communities, as well as split the two closely related cities of Saxman and Ketchikan. 846 P.2d at 51</w:t>
-      </w:r>
-      <w:r>
-        <w:noBreakHyphen/>
-      </w:r>
-      <w:r>
-        <w:t xml:space="preserve">52.</w:t>
+        <w:t xml:space="preserve">HD3 in Hickel separated the downtowns of Ketchikan and Sitka from the rest of the cities and combined those urban areas of Sitka and Ketchikan with small, rural Native communities, as well as split the two closely related cities of Saxman and Ketchikan. 846 P.2d at 51-⁠52.</w:t>
       </w:r>
     </w:p>
   </w:footnote>
@@ -15263,13 +14074,7 @@
         <w:t xml:space="preserve">State of Texas v. United States, et al.</w:t>
       </w:r>
       <w:r>
-        <w:t xml:space="preserve">, as supplemental authority to their Trial Brief on January 4, 2012. A copy of this pleading with the attached case is included in the Board’s Excerpt of the Record at 1324</w:t>
-      </w:r>
-      <w:r>
-        <w:noBreakHyphen/>
-      </w:r>
-      <w:r>
-        <w:t xml:space="preserve">1368.</w:t>
+        <w:t xml:space="preserve">, as supplemental authority to their Trial Brief on January 4, 2012. A copy of this pleading with the attached case is included in the Board’s Excerpt of the Record at 1324-⁠1368.</w:t>
       </w:r>
     </w:p>
   </w:footnote>
@@ -15431,31 +14236,7 @@
         <w:t xml:space="preserve"> </w:t>
       </w:r>
       <w:r>
-        <w:t xml:space="preserve">Senate district and meet the benchmark. [Jt. Exc. 128 n.213; BR 3328, 3431; Bd. Exc. 1085</w:t>
-      </w:r>
-      <w:r>
-        <w:noBreakHyphen/>
-      </w:r>
-      <w:r>
-        <w:t xml:space="preserve">1086, 1242; TT 797:22</w:t>
-      </w:r>
-      <w:r>
-        <w:noBreakHyphen/>
-      </w:r>
-      <w:r>
-        <w:t xml:space="preserve">798:5; 949:6</w:t>
-      </w:r>
-      <w:r>
-        <w:noBreakHyphen/>
-      </w:r>
-      <w:r>
-        <w:t xml:space="preserve">950:2.] The best way to accomplish this was to separate the communities in the Aleutian Chain with large, non-Alaska Native populations from the Western Aleutians, and add them to the Bethel region with its high concentration of Alaska Native YAP. [BR 3326, 3339</w:t>
-      </w:r>
-      <w:r>
-        <w:noBreakHyphen/>
-      </w:r>
-      <w:r>
-        <w:t xml:space="preserve">3340, 3430, 3433.]</w:t>
+        <w:t xml:space="preserve">Senate district and meet the benchmark. [Jt. Exc. 128 n.213; BR 3328, 3431; Bd. Exc. 1085-⁠1086, 1242; TT 797:22-⁠798:5; 949:6-⁠950:2.] The best way to accomplish this was to separate the communities in the Aleutian Chain with large, non-Alaska Native populations from the Western Aleutians, and add them to the Bethel region with its high concentration of Alaska Native YAP. [BR 3326, 3339-⁠3340, 3430, 3433.]</w:t>
       </w:r>
     </w:p>
   </w:footnote>
@@ -15493,19 +14274,7 @@
         <w:t xml:space="preserve"> </w:t>
       </w:r>
       <w:r>
-        <w:t xml:space="preserve">The Plaintiffs’ VRA expert, Dr. Arrington, also testified at trial that the DOJ takes into consideration the pairing of Native incumbents. [TT 85:20</w:t>
-      </w:r>
-      <w:r>
-        <w:noBreakHyphen/>
-      </w:r>
-      <w:r>
-        <w:t xml:space="preserve">86:25; 98:7</w:t>
-      </w:r>
-      <w:r>
-        <w:noBreakHyphen/>
-      </w:r>
-      <w:r>
-        <w:t xml:space="preserve">99:6.] He also opined at trial that the Board</w:t>
+        <w:t xml:space="preserve">The Plaintiffs’ VRA expert, Dr. Arrington, also testified at trial that the DOJ takes into consideration the pairing of Native incumbents. [TT 85:20-⁠86:25; 98:7-⁠99:6.] He also opined at trial that the Board</w:t>
       </w:r>
       <w:r>
         <w:t xml:space="preserve"> </w:t>
@@ -15517,13 +14286,7 @@
         <w:t xml:space="preserve"> </w:t>
       </w:r>
       <w:r>
-        <w:t xml:space="preserve">and should also avoid pairing a Native candidate of choice with a non-Native candidate. [TT 86:10</w:t>
-      </w:r>
-      <w:r>
-        <w:noBreakHyphen/>
-      </w:r>
-      <w:r>
-        <w:t xml:space="preserve">15.]</w:t>
+        <w:t xml:space="preserve">and should also avoid pairing a Native candidate of choice with a non-Native candidate. [TT 86:10-⁠15.]</w:t>
       </w:r>
     </w:p>
   </w:footnote>
@@ -15542,19 +14305,7 @@
         <w:t xml:space="preserve"> </w:t>
       </w:r>
       <w:r>
-        <w:t xml:space="preserve">At trial, Dr. Handley explained that DOJ will solicit comments from interested stakeholders, such as the Alaska Native community, and will follow up on the information that they receive. [TT 802:18</w:t>
-      </w:r>
-      <w:r>
-        <w:noBreakHyphen/>
-      </w:r>
-      <w:r>
-        <w:t xml:space="preserve">22, 25</w:t>
-      </w:r>
-      <w:r>
-        <w:noBreakHyphen/>
-      </w:r>
-      <w:r>
-        <w:t xml:space="preserve">803:4.] The DOJ relies on these comments</w:t>
+        <w:t xml:space="preserve">At trial, Dr. Handley explained that DOJ will solicit comments from interested stakeholders, such as the Alaska Native community, and will follow up on the information that they receive. [TT 802:18-⁠22, 25-⁠803:4.] The DOJ relies on these comments</w:t>
       </w:r>
       <w:r>
         <w:t xml:space="preserve"> </w:t>
@@ -15566,13 +14317,7 @@
         <w:t xml:space="preserve"> </w:t>
       </w:r>
       <w:r>
-        <w:t xml:space="preserve">[Id.] Dr. Handley stressed that the DOJ gives substantial weight to these comments, and could object to a plan, even if it is not retrogressive, based on a minority group’s contention that the plan discriminates against them. [TT 925:16</w:t>
-      </w:r>
-      <w:r>
-        <w:noBreakHyphen/>
-      </w:r>
-      <w:r>
-        <w:t xml:space="preserve">926:2.]</w:t>
+        <w:t xml:space="preserve">[Id.] Dr. Handley stressed that the DOJ gives substantial weight to these comments, and could object to a plan, even if it is not retrogressive, based on a minority group’s contention that the plan discriminates against them. [TT 925:16-⁠926:2.]</w:t>
       </w:r>
     </w:p>
   </w:footnote>
@@ -15659,25 +14404,13 @@
         <w:t xml:space="preserve"> </w:t>
       </w:r>
       <w:r>
-        <w:t xml:space="preserve">“No. 2011</w:t>
-      </w:r>
-      <w:r>
-        <w:noBreakHyphen/>
-      </w:r>
-      <w:r>
-        <w:t xml:space="preserve">2995.”</w:t>
-      </w:r>
-      <w:r>
-        <w:t xml:space="preserve"> </w:t>
-      </w:r>
-      <w:r>
-        <w:t xml:space="preserve">[Bd. Exc. 1249</w:t>
-      </w:r>
-      <w:r>
-        <w:noBreakHyphen/>
-      </w:r>
-      <w:r>
-        <w:t xml:space="preserve">1253.]</w:t>
+        <w:t xml:space="preserve">“No. 2011-⁠2995.”</w:t>
+      </w:r>
+      <w:r>
+        <w:t xml:space="preserve"> </w:t>
+      </w:r>
+      <w:r>
+        <w:t xml:space="preserve">[Bd. Exc. 1249-⁠1253.]</w:t>
       </w:r>
     </w:p>
   </w:footnote>
@@ -15720,13 +14453,7 @@
         <w:t xml:space="preserve"> </w:t>
       </w:r>
       <w:r>
-        <w:t xml:space="preserve">issue, in particular the combination of Hopi and Navaho Indians in Arizona. [TT 926:10</w:t>
-      </w:r>
-      <w:r>
-        <w:noBreakHyphen/>
-      </w:r>
-      <w:r>
-        <w:t xml:space="preserve">927:3.] The Trial Court correctly found that the</w:t>
+        <w:t xml:space="preserve">issue, in particular the combination of Hopi and Navaho Indians in Arizona. [TT 926:10-⁠927:3.] The Trial Court correctly found that the</w:t>
       </w:r>
       <w:r>
         <w:t xml:space="preserve"> </w:t>
@@ -16493,7 +15220,7 @@
     <w:qFormat/>
     <w:pPr>
       <w:keepLines/>
-      <w:spacing w:before="0" w:after="140" w:line="299" w:lineRule="exact"/>
+      <w:spacing w:before="23" w:after="140" w:line="299" w:lineRule="exact"/>
     </w:pPr>
     <w:rPr>
       <w:sz w:val="26"/>
